--- a/Artificial Intelligence Notes.docx
+++ b/Artificial Intelligence Notes.docx
@@ -3167,25 +3167,7 @@
           <w:sz w:val="32"/>
           <w:szCs w:val="32"/>
         </w:rPr>
-        <w:t>2017: Deep-Stack/</w:t>
-      </w:r>
-      <w:proofErr w:type="spellStart"/>
-      <w:r>
-        <w:rPr>
-          <w:color w:val="0D0D0D" w:themeColor="text1" w:themeTint="F2"/>
-          <w:sz w:val="32"/>
-          <w:szCs w:val="32"/>
-        </w:rPr>
-        <w:t>Libratus</w:t>
-      </w:r>
-      <w:proofErr w:type="spellEnd"/>
-      <w:r>
-        <w:rPr>
-          <w:color w:val="0D0D0D" w:themeColor="text1" w:themeTint="F2"/>
-          <w:sz w:val="32"/>
-          <w:szCs w:val="32"/>
-        </w:rPr>
-        <w:t xml:space="preserve"> defeat humans at poker</w:t>
+        <w:t>2017: Deep-Stack/Libratus defeat humans at poker</w:t>
       </w:r>
     </w:p>
     <w:p>
@@ -9327,6 +9309,1028 @@
                     <a:xfrm>
                       <a:off x="0" y="0"/>
                       <a:ext cx="5935980" cy="3208020"/>
+                    </a:xfrm>
+                    <a:prstGeom prst="rect">
+                      <a:avLst/>
+                    </a:prstGeom>
+                    <a:noFill/>
+                    <a:ln>
+                      <a:noFill/>
+                    </a:ln>
+                  </pic:spPr>
+                </pic:pic>
+              </a:graphicData>
+            </a:graphic>
+          </wp:inline>
+        </w:drawing>
+      </w:r>
+    </w:p>
+    <w:p/>
+    <w:p/>
+    <w:p/>
+    <w:p>
+      <w:r>
+        <w:rPr>
+          <w:noProof/>
+        </w:rPr>
+        <w:lastRenderedPageBreak/>
+        <w:drawing>
+          <wp:inline distT="0" distB="0" distL="0" distR="0" wp14:anchorId="37F3696B" wp14:editId="69DEC2D2">
+            <wp:extent cx="5840730" cy="8229600"/>
+            <wp:effectExtent l="0" t="0" r="7620" b="0"/>
+            <wp:docPr id="654389113" name="Picture 1"/>
+            <wp:cNvGraphicFramePr>
+              <a:graphicFrameLocks xmlns:a="http://schemas.openxmlformats.org/drawingml/2006/main" noChangeAspect="1"/>
+            </wp:cNvGraphicFramePr>
+            <a:graphic xmlns:a="http://schemas.openxmlformats.org/drawingml/2006/main">
+              <a:graphicData uri="http://schemas.openxmlformats.org/drawingml/2006/picture">
+                <pic:pic xmlns:pic="http://schemas.openxmlformats.org/drawingml/2006/picture">
+                  <pic:nvPicPr>
+                    <pic:cNvPr id="0" name="Picture 1"/>
+                    <pic:cNvPicPr>
+                      <a:picLocks noChangeAspect="1" noChangeArrowheads="1"/>
+                    </pic:cNvPicPr>
+                  </pic:nvPicPr>
+                  <pic:blipFill>
+                    <a:blip r:embed="rId28">
+                      <a:extLst>
+                        <a:ext uri="{28A0092B-C50C-407E-A947-70E740481C1C}">
+                          <a14:useLocalDpi xmlns:a14="http://schemas.microsoft.com/office/drawing/2010/main" val="0"/>
+                        </a:ext>
+                      </a:extLst>
+                    </a:blip>
+                    <a:srcRect/>
+                    <a:stretch>
+                      <a:fillRect/>
+                    </a:stretch>
+                  </pic:blipFill>
+                  <pic:spPr bwMode="auto">
+                    <a:xfrm>
+                      <a:off x="0" y="0"/>
+                      <a:ext cx="5840730" cy="8229600"/>
+                    </a:xfrm>
+                    <a:prstGeom prst="rect">
+                      <a:avLst/>
+                    </a:prstGeom>
+                    <a:noFill/>
+                    <a:ln>
+                      <a:noFill/>
+                    </a:ln>
+                  </pic:spPr>
+                </pic:pic>
+              </a:graphicData>
+            </a:graphic>
+          </wp:inline>
+        </w:drawing>
+      </w:r>
+    </w:p>
+    <w:p>
+      <w:r>
+        <w:rPr>
+          <w:noProof/>
+        </w:rPr>
+        <w:lastRenderedPageBreak/>
+        <w:drawing>
+          <wp:inline distT="0" distB="0" distL="0" distR="0" wp14:anchorId="5E7B445F" wp14:editId="7A813B21">
+            <wp:extent cx="5606415" cy="8229600"/>
+            <wp:effectExtent l="0" t="0" r="0" b="0"/>
+            <wp:docPr id="1839505704" name="Picture 3"/>
+            <wp:cNvGraphicFramePr>
+              <a:graphicFrameLocks xmlns:a="http://schemas.openxmlformats.org/drawingml/2006/main" noChangeAspect="1"/>
+            </wp:cNvGraphicFramePr>
+            <a:graphic xmlns:a="http://schemas.openxmlformats.org/drawingml/2006/main">
+              <a:graphicData uri="http://schemas.openxmlformats.org/drawingml/2006/picture">
+                <pic:pic xmlns:pic="http://schemas.openxmlformats.org/drawingml/2006/picture">
+                  <pic:nvPicPr>
+                    <pic:cNvPr id="0" name="Picture 8"/>
+                    <pic:cNvPicPr>
+                      <a:picLocks noChangeAspect="1" noChangeArrowheads="1"/>
+                    </pic:cNvPicPr>
+                  </pic:nvPicPr>
+                  <pic:blipFill>
+                    <a:blip r:embed="rId29">
+                      <a:extLst>
+                        <a:ext uri="{28A0092B-C50C-407E-A947-70E740481C1C}">
+                          <a14:useLocalDpi xmlns:a14="http://schemas.microsoft.com/office/drawing/2010/main" val="0"/>
+                        </a:ext>
+                      </a:extLst>
+                    </a:blip>
+                    <a:srcRect/>
+                    <a:stretch>
+                      <a:fillRect/>
+                    </a:stretch>
+                  </pic:blipFill>
+                  <pic:spPr bwMode="auto">
+                    <a:xfrm>
+                      <a:off x="0" y="0"/>
+                      <a:ext cx="5606415" cy="8229600"/>
+                    </a:xfrm>
+                    <a:prstGeom prst="rect">
+                      <a:avLst/>
+                    </a:prstGeom>
+                    <a:noFill/>
+                    <a:ln>
+                      <a:noFill/>
+                    </a:ln>
+                  </pic:spPr>
+                </pic:pic>
+              </a:graphicData>
+            </a:graphic>
+          </wp:inline>
+        </w:drawing>
+      </w:r>
+    </w:p>
+    <w:p>
+      <w:r>
+        <w:rPr>
+          <w:noProof/>
+        </w:rPr>
+        <w:lastRenderedPageBreak/>
+        <w:drawing>
+          <wp:inline distT="0" distB="0" distL="0" distR="0" wp14:anchorId="76E0E6C6" wp14:editId="136BF35C">
+            <wp:extent cx="5943600" cy="7499350"/>
+            <wp:effectExtent l="0" t="0" r="0" b="6350"/>
+            <wp:docPr id="1982162498" name="Picture 6"/>
+            <wp:cNvGraphicFramePr>
+              <a:graphicFrameLocks xmlns:a="http://schemas.openxmlformats.org/drawingml/2006/main" noChangeAspect="1"/>
+            </wp:cNvGraphicFramePr>
+            <a:graphic xmlns:a="http://schemas.openxmlformats.org/drawingml/2006/main">
+              <a:graphicData uri="http://schemas.openxmlformats.org/drawingml/2006/picture">
+                <pic:pic xmlns:pic="http://schemas.openxmlformats.org/drawingml/2006/picture">
+                  <pic:nvPicPr>
+                    <pic:cNvPr id="0" name="Picture 14"/>
+                    <pic:cNvPicPr>
+                      <a:picLocks noChangeAspect="1" noChangeArrowheads="1"/>
+                    </pic:cNvPicPr>
+                  </pic:nvPicPr>
+                  <pic:blipFill>
+                    <a:blip r:embed="rId30">
+                      <a:extLst>
+                        <a:ext uri="{28A0092B-C50C-407E-A947-70E740481C1C}">
+                          <a14:useLocalDpi xmlns:a14="http://schemas.microsoft.com/office/drawing/2010/main" val="0"/>
+                        </a:ext>
+                      </a:extLst>
+                    </a:blip>
+                    <a:srcRect/>
+                    <a:stretch>
+                      <a:fillRect/>
+                    </a:stretch>
+                  </pic:blipFill>
+                  <pic:spPr bwMode="auto">
+                    <a:xfrm>
+                      <a:off x="0" y="0"/>
+                      <a:ext cx="5943600" cy="7499350"/>
+                    </a:xfrm>
+                    <a:prstGeom prst="rect">
+                      <a:avLst/>
+                    </a:prstGeom>
+                    <a:noFill/>
+                    <a:ln>
+                      <a:noFill/>
+                    </a:ln>
+                  </pic:spPr>
+                </pic:pic>
+              </a:graphicData>
+            </a:graphic>
+          </wp:inline>
+        </w:drawing>
+      </w:r>
+    </w:p>
+    <w:p>
+      <w:r>
+        <w:rPr>
+          <w:noProof/>
+        </w:rPr>
+        <w:lastRenderedPageBreak/>
+        <w:drawing>
+          <wp:inline distT="0" distB="0" distL="0" distR="0" wp14:anchorId="52F7FD6F" wp14:editId="550E4808">
+            <wp:extent cx="5694045" cy="8229600"/>
+            <wp:effectExtent l="0" t="0" r="1905" b="0"/>
+            <wp:docPr id="155165998" name="Picture 5"/>
+            <wp:cNvGraphicFramePr>
+              <a:graphicFrameLocks xmlns:a="http://schemas.openxmlformats.org/drawingml/2006/main" noChangeAspect="1"/>
+            </wp:cNvGraphicFramePr>
+            <a:graphic xmlns:a="http://schemas.openxmlformats.org/drawingml/2006/main">
+              <a:graphicData uri="http://schemas.openxmlformats.org/drawingml/2006/picture">
+                <pic:pic xmlns:pic="http://schemas.openxmlformats.org/drawingml/2006/picture">
+                  <pic:nvPicPr>
+                    <pic:cNvPr id="0" name="Picture 12"/>
+                    <pic:cNvPicPr>
+                      <a:picLocks noChangeAspect="1" noChangeArrowheads="1"/>
+                    </pic:cNvPicPr>
+                  </pic:nvPicPr>
+                  <pic:blipFill>
+                    <a:blip r:embed="rId31">
+                      <a:extLst>
+                        <a:ext uri="{28A0092B-C50C-407E-A947-70E740481C1C}">
+                          <a14:useLocalDpi xmlns:a14="http://schemas.microsoft.com/office/drawing/2010/main" val="0"/>
+                        </a:ext>
+                      </a:extLst>
+                    </a:blip>
+                    <a:srcRect/>
+                    <a:stretch>
+                      <a:fillRect/>
+                    </a:stretch>
+                  </pic:blipFill>
+                  <pic:spPr bwMode="auto">
+                    <a:xfrm>
+                      <a:off x="0" y="0"/>
+                      <a:ext cx="5694045" cy="8229600"/>
+                    </a:xfrm>
+                    <a:prstGeom prst="rect">
+                      <a:avLst/>
+                    </a:prstGeom>
+                    <a:noFill/>
+                    <a:ln>
+                      <a:noFill/>
+                    </a:ln>
+                  </pic:spPr>
+                </pic:pic>
+              </a:graphicData>
+            </a:graphic>
+          </wp:inline>
+        </w:drawing>
+      </w:r>
+    </w:p>
+    <w:p>
+      <w:r>
+        <w:rPr>
+          <w:noProof/>
+        </w:rPr>
+        <w:lastRenderedPageBreak/>
+        <w:drawing>
+          <wp:inline distT="0" distB="0" distL="0" distR="0" wp14:anchorId="3712B49E" wp14:editId="17735A6F">
+            <wp:extent cx="5943600" cy="6350635"/>
+            <wp:effectExtent l="0" t="0" r="0" b="0"/>
+            <wp:docPr id="1504695384" name="Picture 7"/>
+            <wp:cNvGraphicFramePr>
+              <a:graphicFrameLocks xmlns:a="http://schemas.openxmlformats.org/drawingml/2006/main" noChangeAspect="1"/>
+            </wp:cNvGraphicFramePr>
+            <a:graphic xmlns:a="http://schemas.openxmlformats.org/drawingml/2006/main">
+              <a:graphicData uri="http://schemas.openxmlformats.org/drawingml/2006/picture">
+                <pic:pic xmlns:pic="http://schemas.openxmlformats.org/drawingml/2006/picture">
+                  <pic:nvPicPr>
+                    <pic:cNvPr id="0" name="Picture 16"/>
+                    <pic:cNvPicPr>
+                      <a:picLocks noChangeAspect="1" noChangeArrowheads="1"/>
+                    </pic:cNvPicPr>
+                  </pic:nvPicPr>
+                  <pic:blipFill>
+                    <a:blip r:embed="rId32" cstate="print">
+                      <a:extLst>
+                        <a:ext uri="{28A0092B-C50C-407E-A947-70E740481C1C}">
+                          <a14:useLocalDpi xmlns:a14="http://schemas.microsoft.com/office/drawing/2010/main" val="0"/>
+                        </a:ext>
+                      </a:extLst>
+                    </a:blip>
+                    <a:srcRect/>
+                    <a:stretch>
+                      <a:fillRect/>
+                    </a:stretch>
+                  </pic:blipFill>
+                  <pic:spPr bwMode="auto">
+                    <a:xfrm>
+                      <a:off x="0" y="0"/>
+                      <a:ext cx="5943600" cy="6350635"/>
+                    </a:xfrm>
+                    <a:prstGeom prst="rect">
+                      <a:avLst/>
+                    </a:prstGeom>
+                    <a:noFill/>
+                    <a:ln>
+                      <a:noFill/>
+                    </a:ln>
+                  </pic:spPr>
+                </pic:pic>
+              </a:graphicData>
+            </a:graphic>
+          </wp:inline>
+        </w:drawing>
+      </w:r>
+    </w:p>
+    <w:p/>
+    <w:p/>
+    <w:p/>
+    <w:p/>
+    <w:p/>
+    <w:p>
+      <w:r>
+        <w:rPr>
+          <w:noProof/>
+        </w:rPr>
+        <w:lastRenderedPageBreak/>
+        <w:drawing>
+          <wp:inline distT="0" distB="0" distL="0" distR="0" wp14:anchorId="092EEAE5" wp14:editId="2E22FF9B">
+            <wp:extent cx="5943600" cy="7165340"/>
+            <wp:effectExtent l="0" t="0" r="0" b="0"/>
+            <wp:docPr id="2014518038" name="Picture 8"/>
+            <wp:cNvGraphicFramePr>
+              <a:graphicFrameLocks xmlns:a="http://schemas.openxmlformats.org/drawingml/2006/main" noChangeAspect="1"/>
+            </wp:cNvGraphicFramePr>
+            <a:graphic xmlns:a="http://schemas.openxmlformats.org/drawingml/2006/main">
+              <a:graphicData uri="http://schemas.openxmlformats.org/drawingml/2006/picture">
+                <pic:pic xmlns:pic="http://schemas.openxmlformats.org/drawingml/2006/picture">
+                  <pic:nvPicPr>
+                    <pic:cNvPr id="0" name="Picture 18"/>
+                    <pic:cNvPicPr>
+                      <a:picLocks noChangeAspect="1" noChangeArrowheads="1"/>
+                    </pic:cNvPicPr>
+                  </pic:nvPicPr>
+                  <pic:blipFill>
+                    <a:blip r:embed="rId33">
+                      <a:extLst>
+                        <a:ext uri="{28A0092B-C50C-407E-A947-70E740481C1C}">
+                          <a14:useLocalDpi xmlns:a14="http://schemas.microsoft.com/office/drawing/2010/main" val="0"/>
+                        </a:ext>
+                      </a:extLst>
+                    </a:blip>
+                    <a:srcRect/>
+                    <a:stretch>
+                      <a:fillRect/>
+                    </a:stretch>
+                  </pic:blipFill>
+                  <pic:spPr bwMode="auto">
+                    <a:xfrm>
+                      <a:off x="0" y="0"/>
+                      <a:ext cx="5943600" cy="7165340"/>
+                    </a:xfrm>
+                    <a:prstGeom prst="rect">
+                      <a:avLst/>
+                    </a:prstGeom>
+                    <a:noFill/>
+                    <a:ln>
+                      <a:noFill/>
+                    </a:ln>
+                  </pic:spPr>
+                </pic:pic>
+              </a:graphicData>
+            </a:graphic>
+          </wp:inline>
+        </w:drawing>
+      </w:r>
+    </w:p>
+    <w:p/>
+    <w:p/>
+    <w:p/>
+    <w:p>
+      <w:r>
+        <w:rPr>
+          <w:noProof/>
+        </w:rPr>
+        <w:lastRenderedPageBreak/>
+        <w:drawing>
+          <wp:inline distT="0" distB="0" distL="0" distR="0" wp14:anchorId="78EBEBC8" wp14:editId="0DC14DBF">
+            <wp:extent cx="5671185" cy="8229600"/>
+            <wp:effectExtent l="0" t="0" r="5715" b="0"/>
+            <wp:docPr id="1255217057" name="Picture 9"/>
+            <wp:cNvGraphicFramePr>
+              <a:graphicFrameLocks xmlns:a="http://schemas.openxmlformats.org/drawingml/2006/main" noChangeAspect="1"/>
+            </wp:cNvGraphicFramePr>
+            <a:graphic xmlns:a="http://schemas.openxmlformats.org/drawingml/2006/main">
+              <a:graphicData uri="http://schemas.openxmlformats.org/drawingml/2006/picture">
+                <pic:pic xmlns:pic="http://schemas.openxmlformats.org/drawingml/2006/picture">
+                  <pic:nvPicPr>
+                    <pic:cNvPr id="0" name="Picture 20"/>
+                    <pic:cNvPicPr>
+                      <a:picLocks noChangeAspect="1" noChangeArrowheads="1"/>
+                    </pic:cNvPicPr>
+                  </pic:nvPicPr>
+                  <pic:blipFill>
+                    <a:blip r:embed="rId34">
+                      <a:extLst>
+                        <a:ext uri="{28A0092B-C50C-407E-A947-70E740481C1C}">
+                          <a14:useLocalDpi xmlns:a14="http://schemas.microsoft.com/office/drawing/2010/main" val="0"/>
+                        </a:ext>
+                      </a:extLst>
+                    </a:blip>
+                    <a:srcRect/>
+                    <a:stretch>
+                      <a:fillRect/>
+                    </a:stretch>
+                  </pic:blipFill>
+                  <pic:spPr bwMode="auto">
+                    <a:xfrm>
+                      <a:off x="0" y="0"/>
+                      <a:ext cx="5671185" cy="8229600"/>
+                    </a:xfrm>
+                    <a:prstGeom prst="rect">
+                      <a:avLst/>
+                    </a:prstGeom>
+                    <a:noFill/>
+                    <a:ln>
+                      <a:noFill/>
+                    </a:ln>
+                  </pic:spPr>
+                </pic:pic>
+              </a:graphicData>
+            </a:graphic>
+          </wp:inline>
+        </w:drawing>
+      </w:r>
+    </w:p>
+    <w:p>
+      <w:r>
+        <w:rPr>
+          <w:noProof/>
+        </w:rPr>
+        <w:lastRenderedPageBreak/>
+        <w:drawing>
+          <wp:inline distT="0" distB="0" distL="0" distR="0" wp14:anchorId="3B4A0E4B" wp14:editId="07A42A4E">
+            <wp:extent cx="5504815" cy="8229600"/>
+            <wp:effectExtent l="0" t="0" r="635" b="0"/>
+            <wp:docPr id="2050774110" name="Picture 10"/>
+            <wp:cNvGraphicFramePr>
+              <a:graphicFrameLocks xmlns:a="http://schemas.openxmlformats.org/drawingml/2006/main" noChangeAspect="1"/>
+            </wp:cNvGraphicFramePr>
+            <a:graphic xmlns:a="http://schemas.openxmlformats.org/drawingml/2006/main">
+              <a:graphicData uri="http://schemas.openxmlformats.org/drawingml/2006/picture">
+                <pic:pic xmlns:pic="http://schemas.openxmlformats.org/drawingml/2006/picture">
+                  <pic:nvPicPr>
+                    <pic:cNvPr id="0" name="Picture 22"/>
+                    <pic:cNvPicPr>
+                      <a:picLocks noChangeAspect="1" noChangeArrowheads="1"/>
+                    </pic:cNvPicPr>
+                  </pic:nvPicPr>
+                  <pic:blipFill>
+                    <a:blip r:embed="rId35">
+                      <a:extLst>
+                        <a:ext uri="{28A0092B-C50C-407E-A947-70E740481C1C}">
+                          <a14:useLocalDpi xmlns:a14="http://schemas.microsoft.com/office/drawing/2010/main" val="0"/>
+                        </a:ext>
+                      </a:extLst>
+                    </a:blip>
+                    <a:srcRect/>
+                    <a:stretch>
+                      <a:fillRect/>
+                    </a:stretch>
+                  </pic:blipFill>
+                  <pic:spPr bwMode="auto">
+                    <a:xfrm>
+                      <a:off x="0" y="0"/>
+                      <a:ext cx="5504815" cy="8229600"/>
+                    </a:xfrm>
+                    <a:prstGeom prst="rect">
+                      <a:avLst/>
+                    </a:prstGeom>
+                    <a:noFill/>
+                    <a:ln>
+                      <a:noFill/>
+                    </a:ln>
+                  </pic:spPr>
+                </pic:pic>
+              </a:graphicData>
+            </a:graphic>
+          </wp:inline>
+        </w:drawing>
+      </w:r>
+    </w:p>
+    <w:p>
+      <w:r>
+        <w:rPr>
+          <w:noProof/>
+        </w:rPr>
+        <w:lastRenderedPageBreak/>
+        <w:drawing>
+          <wp:inline distT="0" distB="0" distL="0" distR="0" wp14:anchorId="61F6C049" wp14:editId="5846024E">
+            <wp:extent cx="5344795" cy="8229600"/>
+            <wp:effectExtent l="0" t="0" r="8255" b="0"/>
+            <wp:docPr id="1316534626" name="Picture 11"/>
+            <wp:cNvGraphicFramePr>
+              <a:graphicFrameLocks xmlns:a="http://schemas.openxmlformats.org/drawingml/2006/main" noChangeAspect="1"/>
+            </wp:cNvGraphicFramePr>
+            <a:graphic xmlns:a="http://schemas.openxmlformats.org/drawingml/2006/main">
+              <a:graphicData uri="http://schemas.openxmlformats.org/drawingml/2006/picture">
+                <pic:pic xmlns:pic="http://schemas.openxmlformats.org/drawingml/2006/picture">
+                  <pic:nvPicPr>
+                    <pic:cNvPr id="0" name="Picture 24"/>
+                    <pic:cNvPicPr>
+                      <a:picLocks noChangeAspect="1" noChangeArrowheads="1"/>
+                    </pic:cNvPicPr>
+                  </pic:nvPicPr>
+                  <pic:blipFill>
+                    <a:blip r:embed="rId36">
+                      <a:extLst>
+                        <a:ext uri="{28A0092B-C50C-407E-A947-70E740481C1C}">
+                          <a14:useLocalDpi xmlns:a14="http://schemas.microsoft.com/office/drawing/2010/main" val="0"/>
+                        </a:ext>
+                      </a:extLst>
+                    </a:blip>
+                    <a:srcRect/>
+                    <a:stretch>
+                      <a:fillRect/>
+                    </a:stretch>
+                  </pic:blipFill>
+                  <pic:spPr bwMode="auto">
+                    <a:xfrm>
+                      <a:off x="0" y="0"/>
+                      <a:ext cx="5344795" cy="8229600"/>
+                    </a:xfrm>
+                    <a:prstGeom prst="rect">
+                      <a:avLst/>
+                    </a:prstGeom>
+                    <a:noFill/>
+                    <a:ln>
+                      <a:noFill/>
+                    </a:ln>
+                  </pic:spPr>
+                </pic:pic>
+              </a:graphicData>
+            </a:graphic>
+          </wp:inline>
+        </w:drawing>
+      </w:r>
+    </w:p>
+    <w:p>
+      <w:r>
+        <w:rPr>
+          <w:noProof/>
+        </w:rPr>
+        <w:lastRenderedPageBreak/>
+        <w:drawing>
+          <wp:inline distT="0" distB="0" distL="0" distR="0" wp14:anchorId="6BF5B0AB" wp14:editId="44646906">
+            <wp:extent cx="5562600" cy="8229600"/>
+            <wp:effectExtent l="0" t="0" r="0" b="0"/>
+            <wp:docPr id="1760370770" name="Picture 13"/>
+            <wp:cNvGraphicFramePr>
+              <a:graphicFrameLocks xmlns:a="http://schemas.openxmlformats.org/drawingml/2006/main" noChangeAspect="1"/>
+            </wp:cNvGraphicFramePr>
+            <a:graphic xmlns:a="http://schemas.openxmlformats.org/drawingml/2006/main">
+              <a:graphicData uri="http://schemas.openxmlformats.org/drawingml/2006/picture">
+                <pic:pic xmlns:pic="http://schemas.openxmlformats.org/drawingml/2006/picture">
+                  <pic:nvPicPr>
+                    <pic:cNvPr id="0" name="Picture 28"/>
+                    <pic:cNvPicPr>
+                      <a:picLocks noChangeAspect="1" noChangeArrowheads="1"/>
+                    </pic:cNvPicPr>
+                  </pic:nvPicPr>
+                  <pic:blipFill>
+                    <a:blip r:embed="rId37">
+                      <a:extLst>
+                        <a:ext uri="{28A0092B-C50C-407E-A947-70E740481C1C}">
+                          <a14:useLocalDpi xmlns:a14="http://schemas.microsoft.com/office/drawing/2010/main" val="0"/>
+                        </a:ext>
+                      </a:extLst>
+                    </a:blip>
+                    <a:srcRect/>
+                    <a:stretch>
+                      <a:fillRect/>
+                    </a:stretch>
+                  </pic:blipFill>
+                  <pic:spPr bwMode="auto">
+                    <a:xfrm>
+                      <a:off x="0" y="0"/>
+                      <a:ext cx="5562600" cy="8229600"/>
+                    </a:xfrm>
+                    <a:prstGeom prst="rect">
+                      <a:avLst/>
+                    </a:prstGeom>
+                    <a:noFill/>
+                    <a:ln>
+                      <a:noFill/>
+                    </a:ln>
+                  </pic:spPr>
+                </pic:pic>
+              </a:graphicData>
+            </a:graphic>
+          </wp:inline>
+        </w:drawing>
+      </w:r>
+    </w:p>
+    <w:p>
+      <w:r>
+        <w:rPr>
+          <w:noProof/>
+        </w:rPr>
+        <w:lastRenderedPageBreak/>
+        <w:drawing>
+          <wp:inline distT="0" distB="0" distL="0" distR="0" wp14:anchorId="7AFC7C87" wp14:editId="5AEBB05F">
+            <wp:extent cx="5943600" cy="7877810"/>
+            <wp:effectExtent l="0" t="0" r="0" b="8890"/>
+            <wp:docPr id="56744777" name="Picture 14"/>
+            <wp:cNvGraphicFramePr>
+              <a:graphicFrameLocks xmlns:a="http://schemas.openxmlformats.org/drawingml/2006/main" noChangeAspect="1"/>
+            </wp:cNvGraphicFramePr>
+            <a:graphic xmlns:a="http://schemas.openxmlformats.org/drawingml/2006/main">
+              <a:graphicData uri="http://schemas.openxmlformats.org/drawingml/2006/picture">
+                <pic:pic xmlns:pic="http://schemas.openxmlformats.org/drawingml/2006/picture">
+                  <pic:nvPicPr>
+                    <pic:cNvPr id="0" name="Picture 30"/>
+                    <pic:cNvPicPr>
+                      <a:picLocks noChangeAspect="1" noChangeArrowheads="1"/>
+                    </pic:cNvPicPr>
+                  </pic:nvPicPr>
+                  <pic:blipFill>
+                    <a:blip r:embed="rId38">
+                      <a:extLst>
+                        <a:ext uri="{28A0092B-C50C-407E-A947-70E740481C1C}">
+                          <a14:useLocalDpi xmlns:a14="http://schemas.microsoft.com/office/drawing/2010/main" val="0"/>
+                        </a:ext>
+                      </a:extLst>
+                    </a:blip>
+                    <a:srcRect/>
+                    <a:stretch>
+                      <a:fillRect/>
+                    </a:stretch>
+                  </pic:blipFill>
+                  <pic:spPr bwMode="auto">
+                    <a:xfrm>
+                      <a:off x="0" y="0"/>
+                      <a:ext cx="5943600" cy="7877810"/>
+                    </a:xfrm>
+                    <a:prstGeom prst="rect">
+                      <a:avLst/>
+                    </a:prstGeom>
+                    <a:noFill/>
+                    <a:ln>
+                      <a:noFill/>
+                    </a:ln>
+                  </pic:spPr>
+                </pic:pic>
+              </a:graphicData>
+            </a:graphic>
+          </wp:inline>
+        </w:drawing>
+      </w:r>
+    </w:p>
+    <w:p/>
+    <w:p>
+      <w:r>
+        <w:rPr>
+          <w:noProof/>
+        </w:rPr>
+        <w:lastRenderedPageBreak/>
+        <w:drawing>
+          <wp:inline distT="0" distB="0" distL="0" distR="0" wp14:anchorId="28DE3A08" wp14:editId="1CA09791">
+            <wp:extent cx="5243830" cy="8229600"/>
+            <wp:effectExtent l="0" t="0" r="0" b="0"/>
+            <wp:docPr id="89313039" name="Picture 15"/>
+            <wp:cNvGraphicFramePr>
+              <a:graphicFrameLocks xmlns:a="http://schemas.openxmlformats.org/drawingml/2006/main" noChangeAspect="1"/>
+            </wp:cNvGraphicFramePr>
+            <a:graphic xmlns:a="http://schemas.openxmlformats.org/drawingml/2006/main">
+              <a:graphicData uri="http://schemas.openxmlformats.org/drawingml/2006/picture">
+                <pic:pic xmlns:pic="http://schemas.openxmlformats.org/drawingml/2006/picture">
+                  <pic:nvPicPr>
+                    <pic:cNvPr id="0" name="Picture 32"/>
+                    <pic:cNvPicPr>
+                      <a:picLocks noChangeAspect="1" noChangeArrowheads="1"/>
+                    </pic:cNvPicPr>
+                  </pic:nvPicPr>
+                  <pic:blipFill>
+                    <a:blip r:embed="rId39">
+                      <a:extLst>
+                        <a:ext uri="{28A0092B-C50C-407E-A947-70E740481C1C}">
+                          <a14:useLocalDpi xmlns:a14="http://schemas.microsoft.com/office/drawing/2010/main" val="0"/>
+                        </a:ext>
+                      </a:extLst>
+                    </a:blip>
+                    <a:srcRect/>
+                    <a:stretch>
+                      <a:fillRect/>
+                    </a:stretch>
+                  </pic:blipFill>
+                  <pic:spPr bwMode="auto">
+                    <a:xfrm>
+                      <a:off x="0" y="0"/>
+                      <a:ext cx="5243830" cy="8229600"/>
+                    </a:xfrm>
+                    <a:prstGeom prst="rect">
+                      <a:avLst/>
+                    </a:prstGeom>
+                    <a:noFill/>
+                    <a:ln>
+                      <a:noFill/>
+                    </a:ln>
+                  </pic:spPr>
+                </pic:pic>
+              </a:graphicData>
+            </a:graphic>
+          </wp:inline>
+        </w:drawing>
+      </w:r>
+    </w:p>
+    <w:p>
+      <w:r>
+        <w:rPr>
+          <w:noProof/>
+        </w:rPr>
+        <w:lastRenderedPageBreak/>
+        <w:drawing>
+          <wp:inline distT="0" distB="0" distL="0" distR="0" wp14:anchorId="2E189FAE" wp14:editId="780A9AC6">
+            <wp:extent cx="5843270" cy="8229600"/>
+            <wp:effectExtent l="0" t="0" r="5080" b="0"/>
+            <wp:docPr id="1671870461" name="Picture 16"/>
+            <wp:cNvGraphicFramePr>
+              <a:graphicFrameLocks xmlns:a="http://schemas.openxmlformats.org/drawingml/2006/main" noChangeAspect="1"/>
+            </wp:cNvGraphicFramePr>
+            <a:graphic xmlns:a="http://schemas.openxmlformats.org/drawingml/2006/main">
+              <a:graphicData uri="http://schemas.openxmlformats.org/drawingml/2006/picture">
+                <pic:pic xmlns:pic="http://schemas.openxmlformats.org/drawingml/2006/picture">
+                  <pic:nvPicPr>
+                    <pic:cNvPr id="0" name="Picture 34"/>
+                    <pic:cNvPicPr>
+                      <a:picLocks noChangeAspect="1" noChangeArrowheads="1"/>
+                    </pic:cNvPicPr>
+                  </pic:nvPicPr>
+                  <pic:blipFill>
+                    <a:blip r:embed="rId40">
+                      <a:extLst>
+                        <a:ext uri="{28A0092B-C50C-407E-A947-70E740481C1C}">
+                          <a14:useLocalDpi xmlns:a14="http://schemas.microsoft.com/office/drawing/2010/main" val="0"/>
+                        </a:ext>
+                      </a:extLst>
+                    </a:blip>
+                    <a:srcRect/>
+                    <a:stretch>
+                      <a:fillRect/>
+                    </a:stretch>
+                  </pic:blipFill>
+                  <pic:spPr bwMode="auto">
+                    <a:xfrm>
+                      <a:off x="0" y="0"/>
+                      <a:ext cx="5843270" cy="8229600"/>
+                    </a:xfrm>
+                    <a:prstGeom prst="rect">
+                      <a:avLst/>
+                    </a:prstGeom>
+                    <a:noFill/>
+                    <a:ln>
+                      <a:noFill/>
+                    </a:ln>
+                  </pic:spPr>
+                </pic:pic>
+              </a:graphicData>
+            </a:graphic>
+          </wp:inline>
+        </w:drawing>
+      </w:r>
+    </w:p>
+    <w:p>
+      <w:r>
+        <w:rPr>
+          <w:noProof/>
+        </w:rPr>
+        <w:lastRenderedPageBreak/>
+        <w:drawing>
+          <wp:inline distT="0" distB="0" distL="0" distR="0" wp14:anchorId="13166B4E" wp14:editId="5C1B46F1">
+            <wp:extent cx="5494020" cy="8229600"/>
+            <wp:effectExtent l="0" t="0" r="0" b="0"/>
+            <wp:docPr id="1219224074" name="Picture 17"/>
+            <wp:cNvGraphicFramePr>
+              <a:graphicFrameLocks xmlns:a="http://schemas.openxmlformats.org/drawingml/2006/main" noChangeAspect="1"/>
+            </wp:cNvGraphicFramePr>
+            <a:graphic xmlns:a="http://schemas.openxmlformats.org/drawingml/2006/main">
+              <a:graphicData uri="http://schemas.openxmlformats.org/drawingml/2006/picture">
+                <pic:pic xmlns:pic="http://schemas.openxmlformats.org/drawingml/2006/picture">
+                  <pic:nvPicPr>
+                    <pic:cNvPr id="0" name="Picture 36"/>
+                    <pic:cNvPicPr>
+                      <a:picLocks noChangeAspect="1" noChangeArrowheads="1"/>
+                    </pic:cNvPicPr>
+                  </pic:nvPicPr>
+                  <pic:blipFill>
+                    <a:blip r:embed="rId41">
+                      <a:extLst>
+                        <a:ext uri="{28A0092B-C50C-407E-A947-70E740481C1C}">
+                          <a14:useLocalDpi xmlns:a14="http://schemas.microsoft.com/office/drawing/2010/main" val="0"/>
+                        </a:ext>
+                      </a:extLst>
+                    </a:blip>
+                    <a:srcRect/>
+                    <a:stretch>
+                      <a:fillRect/>
+                    </a:stretch>
+                  </pic:blipFill>
+                  <pic:spPr bwMode="auto">
+                    <a:xfrm>
+                      <a:off x="0" y="0"/>
+                      <a:ext cx="5494020" cy="8229600"/>
+                    </a:xfrm>
+                    <a:prstGeom prst="rect">
+                      <a:avLst/>
+                    </a:prstGeom>
+                    <a:noFill/>
+                    <a:ln>
+                      <a:noFill/>
+                    </a:ln>
+                  </pic:spPr>
+                </pic:pic>
+              </a:graphicData>
+            </a:graphic>
+          </wp:inline>
+        </w:drawing>
+      </w:r>
+    </w:p>
+    <w:p>
+      <w:r>
+        <w:rPr>
+          <w:noProof/>
+        </w:rPr>
+        <w:lastRenderedPageBreak/>
+        <w:drawing>
+          <wp:inline distT="0" distB="0" distL="0" distR="0" wp14:anchorId="3EF18D66" wp14:editId="1EA1C0A2">
+            <wp:extent cx="5943600" cy="7486650"/>
+            <wp:effectExtent l="0" t="0" r="0" b="0"/>
+            <wp:docPr id="1961889767" name="Picture 18"/>
+            <wp:cNvGraphicFramePr>
+              <a:graphicFrameLocks xmlns:a="http://schemas.openxmlformats.org/drawingml/2006/main" noChangeAspect="1"/>
+            </wp:cNvGraphicFramePr>
+            <a:graphic xmlns:a="http://schemas.openxmlformats.org/drawingml/2006/main">
+              <a:graphicData uri="http://schemas.openxmlformats.org/drawingml/2006/picture">
+                <pic:pic xmlns:pic="http://schemas.openxmlformats.org/drawingml/2006/picture">
+                  <pic:nvPicPr>
+                    <pic:cNvPr id="0" name="Picture 38"/>
+                    <pic:cNvPicPr>
+                      <a:picLocks noChangeAspect="1" noChangeArrowheads="1"/>
+                    </pic:cNvPicPr>
+                  </pic:nvPicPr>
+                  <pic:blipFill>
+                    <a:blip r:embed="rId42">
+                      <a:extLst>
+                        <a:ext uri="{28A0092B-C50C-407E-A947-70E740481C1C}">
+                          <a14:useLocalDpi xmlns:a14="http://schemas.microsoft.com/office/drawing/2010/main" val="0"/>
+                        </a:ext>
+                      </a:extLst>
+                    </a:blip>
+                    <a:srcRect/>
+                    <a:stretch>
+                      <a:fillRect/>
+                    </a:stretch>
+                  </pic:blipFill>
+                  <pic:spPr bwMode="auto">
+                    <a:xfrm>
+                      <a:off x="0" y="0"/>
+                      <a:ext cx="5943600" cy="7486650"/>
+                    </a:xfrm>
+                    <a:prstGeom prst="rect">
+                      <a:avLst/>
+                    </a:prstGeom>
+                    <a:noFill/>
+                    <a:ln>
+                      <a:noFill/>
+                    </a:ln>
+                  </pic:spPr>
+                </pic:pic>
+              </a:graphicData>
+            </a:graphic>
+          </wp:inline>
+        </w:drawing>
+      </w:r>
+    </w:p>
+    <w:p/>
+    <w:p/>
+    <w:p>
+      <w:r>
+        <w:rPr>
+          <w:noProof/>
+        </w:rPr>
+        <w:lastRenderedPageBreak/>
+        <w:drawing>
+          <wp:inline distT="0" distB="0" distL="0" distR="0" wp14:anchorId="4C6B2C5E" wp14:editId="2E94108B">
+            <wp:extent cx="5943600" cy="7972425"/>
+            <wp:effectExtent l="0" t="0" r="0" b="9525"/>
+            <wp:docPr id="222239544" name="Picture 19"/>
+            <wp:cNvGraphicFramePr>
+              <a:graphicFrameLocks xmlns:a="http://schemas.openxmlformats.org/drawingml/2006/main" noChangeAspect="1"/>
+            </wp:cNvGraphicFramePr>
+            <a:graphic xmlns:a="http://schemas.openxmlformats.org/drawingml/2006/main">
+              <a:graphicData uri="http://schemas.openxmlformats.org/drawingml/2006/picture">
+                <pic:pic xmlns:pic="http://schemas.openxmlformats.org/drawingml/2006/picture">
+                  <pic:nvPicPr>
+                    <pic:cNvPr id="0" name="Picture 40"/>
+                    <pic:cNvPicPr>
+                      <a:picLocks noChangeAspect="1" noChangeArrowheads="1"/>
+                    </pic:cNvPicPr>
+                  </pic:nvPicPr>
+                  <pic:blipFill>
+                    <a:blip r:embed="rId43">
+                      <a:extLst>
+                        <a:ext uri="{28A0092B-C50C-407E-A947-70E740481C1C}">
+                          <a14:useLocalDpi xmlns:a14="http://schemas.microsoft.com/office/drawing/2010/main" val="0"/>
+                        </a:ext>
+                      </a:extLst>
+                    </a:blip>
+                    <a:srcRect/>
+                    <a:stretch>
+                      <a:fillRect/>
+                    </a:stretch>
+                  </pic:blipFill>
+                  <pic:spPr bwMode="auto">
+                    <a:xfrm>
+                      <a:off x="0" y="0"/>
+                      <a:ext cx="5943600" cy="7972425"/>
+                    </a:xfrm>
+                    <a:prstGeom prst="rect">
+                      <a:avLst/>
+                    </a:prstGeom>
+                    <a:noFill/>
+                    <a:ln>
+                      <a:noFill/>
+                    </a:ln>
+                  </pic:spPr>
+                </pic:pic>
+              </a:graphicData>
+            </a:graphic>
+          </wp:inline>
+        </w:drawing>
+      </w:r>
+    </w:p>
+    <w:p>
+      <w:r>
+        <w:rPr>
+          <w:noProof/>
+        </w:rPr>
+        <w:lastRenderedPageBreak/>
+        <w:drawing>
+          <wp:inline distT="0" distB="0" distL="0" distR="0" wp14:anchorId="6604A5C8" wp14:editId="7D6DCC5B">
+            <wp:extent cx="5801995" cy="8229600"/>
+            <wp:effectExtent l="0" t="0" r="8255" b="0"/>
+            <wp:docPr id="370494497" name="Picture 20"/>
+            <wp:cNvGraphicFramePr>
+              <a:graphicFrameLocks xmlns:a="http://schemas.openxmlformats.org/drawingml/2006/main" noChangeAspect="1"/>
+            </wp:cNvGraphicFramePr>
+            <a:graphic xmlns:a="http://schemas.openxmlformats.org/drawingml/2006/main">
+              <a:graphicData uri="http://schemas.openxmlformats.org/drawingml/2006/picture">
+                <pic:pic xmlns:pic="http://schemas.openxmlformats.org/drawingml/2006/picture">
+                  <pic:nvPicPr>
+                    <pic:cNvPr id="0" name="Picture 42"/>
+                    <pic:cNvPicPr>
+                      <a:picLocks noChangeAspect="1" noChangeArrowheads="1"/>
+                    </pic:cNvPicPr>
+                  </pic:nvPicPr>
+                  <pic:blipFill>
+                    <a:blip r:embed="rId44">
+                      <a:extLst>
+                        <a:ext uri="{28A0092B-C50C-407E-A947-70E740481C1C}">
+                          <a14:useLocalDpi xmlns:a14="http://schemas.microsoft.com/office/drawing/2010/main" val="0"/>
+                        </a:ext>
+                      </a:extLst>
+                    </a:blip>
+                    <a:srcRect/>
+                    <a:stretch>
+                      <a:fillRect/>
+                    </a:stretch>
+                  </pic:blipFill>
+                  <pic:spPr bwMode="auto">
+                    <a:xfrm>
+                      <a:off x="0" y="0"/>
+                      <a:ext cx="5801995" cy="8229600"/>
+                    </a:xfrm>
+                    <a:prstGeom prst="rect">
+                      <a:avLst/>
+                    </a:prstGeom>
+                    <a:noFill/>
+                    <a:ln>
+                      <a:noFill/>
+                    </a:ln>
+                  </pic:spPr>
+                </pic:pic>
+              </a:graphicData>
+            </a:graphic>
+          </wp:inline>
+        </w:drawing>
+      </w:r>
+    </w:p>
+    <w:p>
+      <w:r>
+        <w:rPr>
+          <w:noProof/>
+        </w:rPr>
+        <w:lastRenderedPageBreak/>
+        <w:drawing>
+          <wp:inline distT="0" distB="0" distL="0" distR="0" wp14:anchorId="19178C5F" wp14:editId="628D8FF4">
+            <wp:extent cx="5943600" cy="4484370"/>
+            <wp:effectExtent l="0" t="0" r="0" b="0"/>
+            <wp:docPr id="403736943" name="Picture 21"/>
+            <wp:cNvGraphicFramePr>
+              <a:graphicFrameLocks xmlns:a="http://schemas.openxmlformats.org/drawingml/2006/main" noChangeAspect="1"/>
+            </wp:cNvGraphicFramePr>
+            <a:graphic xmlns:a="http://schemas.openxmlformats.org/drawingml/2006/main">
+              <a:graphicData uri="http://schemas.openxmlformats.org/drawingml/2006/picture">
+                <pic:pic xmlns:pic="http://schemas.openxmlformats.org/drawingml/2006/picture">
+                  <pic:nvPicPr>
+                    <pic:cNvPr id="0" name="Picture 44"/>
+                    <pic:cNvPicPr>
+                      <a:picLocks noChangeAspect="1" noChangeArrowheads="1"/>
+                    </pic:cNvPicPr>
+                  </pic:nvPicPr>
+                  <pic:blipFill>
+                    <a:blip r:embed="rId45" cstate="print">
+                      <a:extLst>
+                        <a:ext uri="{28A0092B-C50C-407E-A947-70E740481C1C}">
+                          <a14:useLocalDpi xmlns:a14="http://schemas.microsoft.com/office/drawing/2010/main" val="0"/>
+                        </a:ext>
+                      </a:extLst>
+                    </a:blip>
+                    <a:srcRect/>
+                    <a:stretch>
+                      <a:fillRect/>
+                    </a:stretch>
+                  </pic:blipFill>
+                  <pic:spPr bwMode="auto">
+                    <a:xfrm>
+                      <a:off x="0" y="0"/>
+                      <a:ext cx="5943600" cy="4484370"/>
                     </a:xfrm>
                     <a:prstGeom prst="rect">
                       <a:avLst/>

--- a/Artificial Intelligence Notes.docx
+++ b/Artificial Intelligence Notes.docx
@@ -3167,7 +3167,25 @@
           <w:sz w:val="32"/>
           <w:szCs w:val="32"/>
         </w:rPr>
-        <w:t>2017: Deep-Stack/Libratus defeat humans at poker</w:t>
+        <w:t>2017: Deep-Stack/</w:t>
+      </w:r>
+      <w:proofErr w:type="spellStart"/>
+      <w:r>
+        <w:rPr>
+          <w:color w:val="0D0D0D" w:themeColor="text1" w:themeTint="F2"/>
+          <w:sz w:val="32"/>
+          <w:szCs w:val="32"/>
+        </w:rPr>
+        <w:t>Libratus</w:t>
+      </w:r>
+      <w:proofErr w:type="spellEnd"/>
+      <w:r>
+        <w:rPr>
+          <w:color w:val="0D0D0D" w:themeColor="text1" w:themeTint="F2"/>
+          <w:sz w:val="32"/>
+          <w:szCs w:val="32"/>
+        </w:rPr>
+        <w:t xml:space="preserve"> defeat humans at poker</w:t>
       </w:r>
     </w:p>
     <w:p>
@@ -9559,7 +9577,7 @@
         </w:rPr>
         <w:lastRenderedPageBreak/>
         <w:drawing>
-          <wp:inline distT="0" distB="0" distL="0" distR="0" wp14:anchorId="3712B49E" wp14:editId="17735A6F">
+          <wp:inline distT="0" distB="0" distL="0" distR="0" wp14:anchorId="3712B49E" wp14:editId="36F7569F">
             <wp:extent cx="5943600" cy="6350635"/>
             <wp:effectExtent l="0" t="0" r="0" b="0"/>
             <wp:docPr id="1504695384" name="Picture 7"/>
@@ -10298,7 +10316,7 @@
         </w:rPr>
         <w:lastRenderedPageBreak/>
         <w:drawing>
-          <wp:inline distT="0" distB="0" distL="0" distR="0" wp14:anchorId="19178C5F" wp14:editId="628D8FF4">
+          <wp:inline distT="0" distB="0" distL="0" distR="0" wp14:anchorId="19178C5F" wp14:editId="4D404DD9">
             <wp:extent cx="5943600" cy="4484370"/>
             <wp:effectExtent l="0" t="0" r="0" b="0"/>
             <wp:docPr id="403736943" name="Picture 21"/>
@@ -10347,7 +10365,27 @@
         </w:drawing>
       </w:r>
     </w:p>
-    <w:p/>
+    <w:p>
+      <w:pPr>
+        <w:rPr>
+          <w:rFonts w:ascii="Times New Roman" w:hAnsi="Times New Roman" w:cs="Times New Roman"/>
+          <w:b/>
+          <w:bCs/>
+          <w:sz w:val="32"/>
+          <w:szCs w:val="32"/>
+        </w:rPr>
+      </w:pPr>
+      <w:r>
+        <w:rPr>
+          <w:rFonts w:ascii="Times New Roman" w:hAnsi="Times New Roman" w:cs="Times New Roman"/>
+          <w:b/>
+          <w:bCs/>
+          <w:sz w:val="32"/>
+          <w:szCs w:val="32"/>
+        </w:rPr>
+        <w:t xml:space="preserve">AC-3 Algorithm </w:t>
+      </w:r>
+    </w:p>
     <w:sectPr>
       <w:pgSz w:w="12240" w:h="15840"/>
       <w:pgMar w:top="1440" w:right="1440" w:bottom="1440" w:left="1440" w:header="720" w:footer="720" w:gutter="0"/>

--- a/Artificial Intelligence Notes.docx
+++ b/Artificial Intelligence Notes.docx
@@ -9577,7 +9577,7 @@
         </w:rPr>
         <w:lastRenderedPageBreak/>
         <w:drawing>
-          <wp:inline distT="0" distB="0" distL="0" distR="0" wp14:anchorId="3712B49E" wp14:editId="36F7569F">
+          <wp:inline distT="0" distB="0" distL="0" distR="0" wp14:anchorId="3712B49E" wp14:editId="732C7B8D">
             <wp:extent cx="5943600" cy="6350635"/>
             <wp:effectExtent l="0" t="0" r="0" b="0"/>
             <wp:docPr id="1504695384" name="Picture 7"/>
@@ -10316,7 +10316,7 @@
         </w:rPr>
         <w:lastRenderedPageBreak/>
         <w:drawing>
-          <wp:inline distT="0" distB="0" distL="0" distR="0" wp14:anchorId="19178C5F" wp14:editId="4D404DD9">
+          <wp:inline distT="0" distB="0" distL="0" distR="0" wp14:anchorId="19178C5F" wp14:editId="3E5F34D8">
             <wp:extent cx="5943600" cy="4484370"/>
             <wp:effectExtent l="0" t="0" r="0" b="0"/>
             <wp:docPr id="403736943" name="Picture 21"/>
@@ -10371,6 +10371,7 @@
           <w:rFonts w:ascii="Times New Roman" w:hAnsi="Times New Roman" w:cs="Times New Roman"/>
           <w:b/>
           <w:bCs/>
+          <w:color w:val="17365D" w:themeColor="text2" w:themeShade="BF"/>
           <w:sz w:val="32"/>
           <w:szCs w:val="32"/>
         </w:rPr>
@@ -10380,10 +10381,1023 @@
           <w:rFonts w:ascii="Times New Roman" w:hAnsi="Times New Roman" w:cs="Times New Roman"/>
           <w:b/>
           <w:bCs/>
-          <w:sz w:val="32"/>
-          <w:szCs w:val="32"/>
-        </w:rPr>
-        <w:t xml:space="preserve">AC-3 Algorithm </w:t>
+          <w:color w:val="17365D" w:themeColor="text2" w:themeShade="BF"/>
+          <w:sz w:val="32"/>
+          <w:szCs w:val="32"/>
+        </w:rPr>
+        <w:t xml:space="preserve">Constraint Satisfaction Problem </w:t>
+      </w:r>
+    </w:p>
+    <w:p>
+      <w:pPr>
+        <w:rPr>
+          <w:rFonts w:ascii="Times New Roman" w:hAnsi="Times New Roman" w:cs="Times New Roman"/>
+          <w:b/>
+          <w:bCs/>
+          <w:color w:val="17365D" w:themeColor="text2" w:themeShade="BF"/>
+          <w:sz w:val="32"/>
+          <w:szCs w:val="32"/>
+        </w:rPr>
+      </w:pPr>
+      <w:r>
+        <w:rPr>
+          <w:noProof/>
+        </w:rPr>
+        <w:drawing>
+          <wp:anchor distT="0" distB="0" distL="114300" distR="114300" simplePos="0" relativeHeight="251659264" behindDoc="0" locked="0" layoutInCell="1" allowOverlap="1" wp14:anchorId="34DDE60E" wp14:editId="2A40AFA8">
+            <wp:simplePos x="0" y="0"/>
+            <wp:positionH relativeFrom="column">
+              <wp:posOffset>431800</wp:posOffset>
+            </wp:positionH>
+            <wp:positionV relativeFrom="paragraph">
+              <wp:posOffset>17145</wp:posOffset>
+            </wp:positionV>
+            <wp:extent cx="4986655" cy="2646045"/>
+            <wp:effectExtent l="0" t="0" r="4445" b="1905"/>
+            <wp:wrapSquare wrapText="bothSides"/>
+            <wp:docPr id="1261254920" name="Picture 1"/>
+            <wp:cNvGraphicFramePr>
+              <a:graphicFrameLocks xmlns:a="http://schemas.openxmlformats.org/drawingml/2006/main" noChangeAspect="1"/>
+            </wp:cNvGraphicFramePr>
+            <a:graphic xmlns:a="http://schemas.openxmlformats.org/drawingml/2006/main">
+              <a:graphicData uri="http://schemas.openxmlformats.org/drawingml/2006/picture">
+                <pic:pic xmlns:pic="http://schemas.openxmlformats.org/drawingml/2006/picture">
+                  <pic:nvPicPr>
+                    <pic:cNvPr id="0" name="Picture 10"/>
+                    <pic:cNvPicPr>
+                      <a:picLocks noChangeAspect="1" noChangeArrowheads="1"/>
+                    </pic:cNvPicPr>
+                  </pic:nvPicPr>
+                  <pic:blipFill>
+                    <a:blip r:embed="rId46">
+                      <a:extLst>
+                        <a:ext uri="{28A0092B-C50C-407E-A947-70E740481C1C}">
+                          <a14:useLocalDpi xmlns:a14="http://schemas.microsoft.com/office/drawing/2010/main" val="0"/>
+                        </a:ext>
+                      </a:extLst>
+                    </a:blip>
+                    <a:srcRect/>
+                    <a:stretch>
+                      <a:fillRect/>
+                    </a:stretch>
+                  </pic:blipFill>
+                  <pic:spPr bwMode="auto">
+                    <a:xfrm>
+                      <a:off x="0" y="0"/>
+                      <a:ext cx="4986655" cy="2646045"/>
+                    </a:xfrm>
+                    <a:prstGeom prst="rect">
+                      <a:avLst/>
+                    </a:prstGeom>
+                    <a:noFill/>
+                    <a:ln>
+                      <a:noFill/>
+                    </a:ln>
+                  </pic:spPr>
+                </pic:pic>
+              </a:graphicData>
+            </a:graphic>
+            <wp14:sizeRelH relativeFrom="margin">
+              <wp14:pctWidth>0</wp14:pctWidth>
+            </wp14:sizeRelH>
+            <wp14:sizeRelV relativeFrom="margin">
+              <wp14:pctHeight>0</wp14:pctHeight>
+            </wp14:sizeRelV>
+          </wp:anchor>
+        </w:drawing>
+      </w:r>
+    </w:p>
+    <w:p>
+      <w:pPr>
+        <w:rPr>
+          <w:rFonts w:ascii="Times New Roman" w:hAnsi="Times New Roman" w:cs="Times New Roman"/>
+          <w:b/>
+          <w:bCs/>
+          <w:color w:val="0D0D0D" w:themeColor="text1" w:themeTint="F2"/>
+          <w:sz w:val="32"/>
+          <w:szCs w:val="32"/>
+        </w:rPr>
+      </w:pPr>
+    </w:p>
+    <w:p>
+      <w:pPr>
+        <w:rPr>
+          <w:rFonts w:ascii="Times New Roman" w:hAnsi="Times New Roman" w:cs="Times New Roman"/>
+          <w:b/>
+          <w:bCs/>
+          <w:color w:val="0D0D0D" w:themeColor="text1" w:themeTint="F2"/>
+          <w:sz w:val="32"/>
+          <w:szCs w:val="32"/>
+        </w:rPr>
+      </w:pPr>
+    </w:p>
+    <w:p>
+      <w:pPr>
+        <w:rPr>
+          <w:rFonts w:ascii="Times New Roman" w:hAnsi="Times New Roman" w:cs="Times New Roman"/>
+          <w:b/>
+          <w:bCs/>
+          <w:color w:val="0D0D0D" w:themeColor="text1" w:themeTint="F2"/>
+          <w:sz w:val="32"/>
+          <w:szCs w:val="32"/>
+        </w:rPr>
+      </w:pPr>
+    </w:p>
+    <w:p>
+      <w:pPr>
+        <w:rPr>
+          <w:rFonts w:ascii="Times New Roman" w:hAnsi="Times New Roman" w:cs="Times New Roman"/>
+          <w:b/>
+          <w:bCs/>
+          <w:color w:val="0D0D0D" w:themeColor="text1" w:themeTint="F2"/>
+          <w:sz w:val="32"/>
+          <w:szCs w:val="32"/>
+        </w:rPr>
+      </w:pPr>
+    </w:p>
+    <w:p>
+      <w:pPr>
+        <w:rPr>
+          <w:rFonts w:ascii="Times New Roman" w:hAnsi="Times New Roman" w:cs="Times New Roman"/>
+          <w:b/>
+          <w:bCs/>
+          <w:color w:val="0D0D0D" w:themeColor="text1" w:themeTint="F2"/>
+          <w:sz w:val="32"/>
+          <w:szCs w:val="32"/>
+        </w:rPr>
+      </w:pPr>
+    </w:p>
+    <w:p>
+      <w:pPr>
+        <w:rPr>
+          <w:rFonts w:ascii="Times New Roman" w:hAnsi="Times New Roman" w:cs="Times New Roman"/>
+          <w:b/>
+          <w:bCs/>
+          <w:color w:val="0D0D0D" w:themeColor="text1" w:themeTint="F2"/>
+          <w:sz w:val="32"/>
+          <w:szCs w:val="32"/>
+        </w:rPr>
+      </w:pPr>
+    </w:p>
+    <w:p>
+      <w:pPr>
+        <w:rPr>
+          <w:rFonts w:ascii="Times New Roman" w:hAnsi="Times New Roman" w:cs="Times New Roman"/>
+          <w:b/>
+          <w:bCs/>
+          <w:color w:val="0D0D0D" w:themeColor="text1" w:themeTint="F2"/>
+          <w:sz w:val="32"/>
+          <w:szCs w:val="32"/>
+        </w:rPr>
+      </w:pPr>
+    </w:p>
+    <w:p>
+      <w:pPr>
+        <w:rPr>
+          <w:rFonts w:ascii="Times New Roman" w:hAnsi="Times New Roman" w:cs="Times New Roman"/>
+          <w:b/>
+          <w:bCs/>
+          <w:color w:val="0D0D0D" w:themeColor="text1" w:themeTint="F2"/>
+          <w:sz w:val="32"/>
+          <w:szCs w:val="32"/>
+        </w:rPr>
+      </w:pPr>
+      <w:r>
+        <w:rPr>
+          <w:rFonts w:ascii="Times New Roman" w:hAnsi="Times New Roman" w:cs="Times New Roman"/>
+          <w:b/>
+          <w:bCs/>
+          <w:color w:val="0D0D0D" w:themeColor="text1" w:themeTint="F2"/>
+          <w:sz w:val="32"/>
+          <w:szCs w:val="32"/>
+        </w:rPr>
+        <w:lastRenderedPageBreak/>
+        <w:t>1. Complete Assignment</w:t>
+      </w:r>
+    </w:p>
+    <w:p>
+      <w:pPr>
+        <w:ind w:firstLine="720"/>
+        <w:rPr>
+          <w:rFonts w:ascii="Times New Roman" w:hAnsi="Times New Roman" w:cs="Times New Roman"/>
+          <w:color w:val="0D0D0D" w:themeColor="text1" w:themeTint="F2"/>
+          <w:sz w:val="32"/>
+          <w:szCs w:val="32"/>
+        </w:rPr>
+      </w:pPr>
+      <w:r>
+        <w:rPr>
+          <w:rFonts w:ascii="Times New Roman" w:hAnsi="Times New Roman" w:cs="Times New Roman"/>
+          <w:color w:val="0D0D0D" w:themeColor="text1" w:themeTint="F2"/>
+          <w:sz w:val="32"/>
+          <w:szCs w:val="32"/>
+        </w:rPr>
+        <w:t>A complete assignment is when every variable in the CSP has been assigned a value while satisfying all constraints.</w:t>
+      </w:r>
+    </w:p>
+    <w:p>
+      <w:pPr>
+        <w:rPr>
+          <w:rFonts w:ascii="Times New Roman" w:hAnsi="Times New Roman" w:cs="Times New Roman"/>
+          <w:b/>
+          <w:bCs/>
+          <w:color w:val="0D0D0D" w:themeColor="text1" w:themeTint="F2"/>
+          <w:sz w:val="32"/>
+          <w:szCs w:val="32"/>
+        </w:rPr>
+      </w:pPr>
+      <w:r>
+        <w:rPr>
+          <w:rFonts w:ascii="Times New Roman" w:hAnsi="Times New Roman" w:cs="Times New Roman"/>
+          <w:b/>
+          <w:bCs/>
+          <w:color w:val="0D0D0D" w:themeColor="text1" w:themeTint="F2"/>
+          <w:sz w:val="32"/>
+          <w:szCs w:val="32"/>
+        </w:rPr>
+        <w:t>Example:</w:t>
+      </w:r>
+    </w:p>
+    <w:p>
+      <w:pPr>
+        <w:pStyle w:val="ListParagraph"/>
+        <w:numPr>
+          <w:ilvl w:val="0"/>
+          <w:numId w:val="79"/>
+        </w:numPr>
+        <w:rPr>
+          <w:rFonts w:ascii="Times New Roman" w:hAnsi="Times New Roman" w:cs="Times New Roman"/>
+          <w:color w:val="0D0D0D" w:themeColor="text1" w:themeTint="F2"/>
+          <w:sz w:val="32"/>
+          <w:szCs w:val="32"/>
+        </w:rPr>
+      </w:pPr>
+      <w:r>
+        <w:rPr>
+          <w:rFonts w:ascii="Times New Roman" w:hAnsi="Times New Roman" w:cs="Times New Roman"/>
+          <w:color w:val="0D0D0D" w:themeColor="text1" w:themeTint="F2"/>
+          <w:sz w:val="32"/>
+          <w:szCs w:val="32"/>
+        </w:rPr>
+        <w:t>Suppose we have three variables {X, Y, Z} and a domain {1, 2, 3}.</w:t>
+      </w:r>
+    </w:p>
+    <w:p>
+      <w:pPr>
+        <w:pStyle w:val="ListParagraph"/>
+        <w:numPr>
+          <w:ilvl w:val="0"/>
+          <w:numId w:val="79"/>
+        </w:numPr>
+        <w:rPr>
+          <w:rFonts w:ascii="Times New Roman" w:hAnsi="Times New Roman" w:cs="Times New Roman"/>
+          <w:color w:val="0D0D0D" w:themeColor="text1" w:themeTint="F2"/>
+          <w:sz w:val="32"/>
+          <w:szCs w:val="32"/>
+        </w:rPr>
+      </w:pPr>
+      <w:r>
+        <w:rPr>
+          <w:rFonts w:ascii="Times New Roman" w:hAnsi="Times New Roman" w:cs="Times New Roman"/>
+          <w:color w:val="0D0D0D" w:themeColor="text1" w:themeTint="F2"/>
+          <w:sz w:val="32"/>
+          <w:szCs w:val="32"/>
+        </w:rPr>
+        <w:t>If X = 1, Y = 2, Z = 3 and all constraints are satisfied, this is a complete assignment.</w:t>
+      </w:r>
+    </w:p>
+    <w:p>
+      <w:pPr>
+        <w:rPr>
+          <w:rFonts w:ascii="Times New Roman" w:hAnsi="Times New Roman" w:cs="Times New Roman"/>
+          <w:b/>
+          <w:bCs/>
+          <w:color w:val="0D0D0D" w:themeColor="text1" w:themeTint="F2"/>
+          <w:sz w:val="32"/>
+          <w:szCs w:val="32"/>
+        </w:rPr>
+      </w:pPr>
+      <w:r>
+        <w:rPr>
+          <w:rFonts w:ascii="Times New Roman" w:hAnsi="Times New Roman" w:cs="Times New Roman"/>
+          <w:b/>
+          <w:bCs/>
+          <w:color w:val="0D0D0D" w:themeColor="text1" w:themeTint="F2"/>
+          <w:sz w:val="32"/>
+          <w:szCs w:val="32"/>
+        </w:rPr>
+        <w:t>2. Partial Assignment</w:t>
+      </w:r>
+    </w:p>
+    <w:p>
+      <w:pPr>
+        <w:ind w:firstLine="720"/>
+        <w:rPr>
+          <w:rFonts w:ascii="Times New Roman" w:hAnsi="Times New Roman" w:cs="Times New Roman"/>
+          <w:color w:val="0D0D0D" w:themeColor="text1" w:themeTint="F2"/>
+          <w:sz w:val="32"/>
+          <w:szCs w:val="32"/>
+        </w:rPr>
+      </w:pPr>
+      <w:r>
+        <w:rPr>
+          <w:rFonts w:ascii="Times New Roman" w:hAnsi="Times New Roman" w:cs="Times New Roman"/>
+          <w:color w:val="0D0D0D" w:themeColor="text1" w:themeTint="F2"/>
+          <w:sz w:val="32"/>
+          <w:szCs w:val="32"/>
+        </w:rPr>
+        <w:t>A partial assignment is when some variables have values, but others are still unassigned.</w:t>
+      </w:r>
+    </w:p>
+    <w:p>
+      <w:pPr>
+        <w:rPr>
+          <w:rFonts w:ascii="Times New Roman" w:hAnsi="Times New Roman" w:cs="Times New Roman"/>
+          <w:b/>
+          <w:bCs/>
+          <w:color w:val="0D0D0D" w:themeColor="text1" w:themeTint="F2"/>
+          <w:sz w:val="32"/>
+          <w:szCs w:val="32"/>
+        </w:rPr>
+      </w:pPr>
+      <w:r>
+        <w:rPr>
+          <w:rFonts w:ascii="Times New Roman" w:hAnsi="Times New Roman" w:cs="Times New Roman"/>
+          <w:b/>
+          <w:bCs/>
+          <w:color w:val="0D0D0D" w:themeColor="text1" w:themeTint="F2"/>
+          <w:sz w:val="32"/>
+          <w:szCs w:val="32"/>
+        </w:rPr>
+        <w:t>Example:</w:t>
+      </w:r>
+    </w:p>
+    <w:p>
+      <w:pPr>
+        <w:pStyle w:val="ListParagraph"/>
+        <w:numPr>
+          <w:ilvl w:val="0"/>
+          <w:numId w:val="80"/>
+        </w:numPr>
+        <w:rPr>
+          <w:rFonts w:ascii="Times New Roman" w:hAnsi="Times New Roman" w:cs="Times New Roman"/>
+          <w:color w:val="0D0D0D" w:themeColor="text1" w:themeTint="F2"/>
+          <w:sz w:val="32"/>
+          <w:szCs w:val="32"/>
+        </w:rPr>
+      </w:pPr>
+      <w:r>
+        <w:rPr>
+          <w:rFonts w:ascii="Times New Roman" w:hAnsi="Times New Roman" w:cs="Times New Roman"/>
+          <w:color w:val="0D0D0D" w:themeColor="text1" w:themeTint="F2"/>
+          <w:sz w:val="32"/>
+          <w:szCs w:val="32"/>
+        </w:rPr>
+        <w:t>Given {X, Y, Z}:</w:t>
+      </w:r>
+    </w:p>
+    <w:p>
+      <w:pPr>
+        <w:pStyle w:val="ListParagraph"/>
+        <w:numPr>
+          <w:ilvl w:val="0"/>
+          <w:numId w:val="80"/>
+        </w:numPr>
+        <w:rPr>
+          <w:rFonts w:ascii="Times New Roman" w:hAnsi="Times New Roman" w:cs="Times New Roman"/>
+          <w:color w:val="0D0D0D" w:themeColor="text1" w:themeTint="F2"/>
+          <w:sz w:val="32"/>
+          <w:szCs w:val="32"/>
+        </w:rPr>
+      </w:pPr>
+      <w:r>
+        <w:rPr>
+          <w:rFonts w:ascii="Times New Roman" w:hAnsi="Times New Roman" w:cs="Times New Roman"/>
+          <w:color w:val="0D0D0D" w:themeColor="text1" w:themeTint="F2"/>
+          <w:sz w:val="32"/>
+          <w:szCs w:val="32"/>
+        </w:rPr>
+        <w:t>X = 1, Y = 2, but Z is unassigned → this is a partial assignment.</w:t>
+      </w:r>
+    </w:p>
+    <w:p>
+      <w:pPr>
+        <w:pStyle w:val="ListParagraph"/>
+        <w:numPr>
+          <w:ilvl w:val="0"/>
+          <w:numId w:val="80"/>
+        </w:numPr>
+        <w:rPr>
+          <w:rFonts w:ascii="Times New Roman" w:hAnsi="Times New Roman" w:cs="Times New Roman"/>
+          <w:color w:val="0D0D0D" w:themeColor="text1" w:themeTint="F2"/>
+          <w:sz w:val="32"/>
+          <w:szCs w:val="32"/>
+        </w:rPr>
+      </w:pPr>
+      <w:r>
+        <w:rPr>
+          <w:rFonts w:ascii="Times New Roman" w:hAnsi="Times New Roman" w:cs="Times New Roman"/>
+          <w:color w:val="0D0D0D" w:themeColor="text1" w:themeTint="F2"/>
+          <w:sz w:val="32"/>
+          <w:szCs w:val="32"/>
+        </w:rPr>
+        <w:t>The search process continues until a complete assignment is found or backtracking is needed.</w:t>
+      </w:r>
+    </w:p>
+    <w:p>
+      <w:pPr>
+        <w:rPr>
+          <w:rFonts w:ascii="Times New Roman" w:hAnsi="Times New Roman" w:cs="Times New Roman"/>
+          <w:color w:val="0D0D0D" w:themeColor="text1" w:themeTint="F2"/>
+          <w:sz w:val="32"/>
+          <w:szCs w:val="32"/>
+        </w:rPr>
+      </w:pPr>
+      <w:r>
+        <w:rPr>
+          <w:rFonts w:ascii="Times New Roman" w:hAnsi="Times New Roman" w:cs="Times New Roman"/>
+          <w:color w:val="0D0D0D" w:themeColor="text1" w:themeTint="F2"/>
+          <w:sz w:val="32"/>
+          <w:szCs w:val="32"/>
+        </w:rPr>
+        <w:t xml:space="preserve">        </w:t>
+      </w:r>
+      <w:r>
+        <w:rPr>
+          <w:rFonts w:ascii="Times New Roman" w:hAnsi="Times New Roman" w:cs="Times New Roman"/>
+          <w:noProof/>
+          <w:color w:val="0D0D0D" w:themeColor="text1" w:themeTint="F2"/>
+          <w:sz w:val="32"/>
+          <w:szCs w:val="32"/>
+        </w:rPr>
+        <w:drawing>
+          <wp:inline distT="0" distB="0" distL="0" distR="0" wp14:anchorId="459DDB53" wp14:editId="6B496555">
+            <wp:extent cx="4978400" cy="1739900"/>
+            <wp:effectExtent l="0" t="0" r="0" b="0"/>
+            <wp:docPr id="2024754295" name="Picture 2"/>
+            <wp:cNvGraphicFramePr>
+              <a:graphicFrameLocks xmlns:a="http://schemas.openxmlformats.org/drawingml/2006/main" noChangeAspect="1"/>
+            </wp:cNvGraphicFramePr>
+            <a:graphic xmlns:a="http://schemas.openxmlformats.org/drawingml/2006/main">
+              <a:graphicData uri="http://schemas.openxmlformats.org/drawingml/2006/picture">
+                <pic:pic xmlns:pic="http://schemas.openxmlformats.org/drawingml/2006/picture">
+                  <pic:nvPicPr>
+                    <pic:cNvPr id="0" name="Picture 12"/>
+                    <pic:cNvPicPr>
+                      <a:picLocks noChangeAspect="1" noChangeArrowheads="1"/>
+                    </pic:cNvPicPr>
+                  </pic:nvPicPr>
+                  <pic:blipFill>
+                    <a:blip r:embed="rId47">
+                      <a:extLst>
+                        <a:ext uri="{28A0092B-C50C-407E-A947-70E740481C1C}">
+                          <a14:useLocalDpi xmlns:a14="http://schemas.microsoft.com/office/drawing/2010/main" val="0"/>
+                        </a:ext>
+                      </a:extLst>
+                    </a:blip>
+                    <a:srcRect/>
+                    <a:stretch>
+                      <a:fillRect/>
+                    </a:stretch>
+                  </pic:blipFill>
+                  <pic:spPr bwMode="auto">
+                    <a:xfrm>
+                      <a:off x="0" y="0"/>
+                      <a:ext cx="4978400" cy="1739900"/>
+                    </a:xfrm>
+                    <a:prstGeom prst="rect">
+                      <a:avLst/>
+                    </a:prstGeom>
+                    <a:noFill/>
+                    <a:ln>
+                      <a:noFill/>
+                    </a:ln>
+                  </pic:spPr>
+                </pic:pic>
+              </a:graphicData>
+            </a:graphic>
+          </wp:inline>
+        </w:drawing>
+      </w:r>
+    </w:p>
+    <w:p>
+      <w:pPr>
+        <w:rPr>
+          <w:rFonts w:ascii="Times New Roman" w:hAnsi="Times New Roman" w:cs="Times New Roman"/>
+          <w:color w:val="0D0D0D" w:themeColor="text1" w:themeTint="F2"/>
+          <w:sz w:val="32"/>
+          <w:szCs w:val="32"/>
+        </w:rPr>
+      </w:pPr>
+    </w:p>
+    <w:p>
+      <w:pPr>
+        <w:rPr>
+          <w:rFonts w:ascii="Times New Roman" w:hAnsi="Times New Roman" w:cs="Times New Roman"/>
+          <w:color w:val="0D0D0D" w:themeColor="text1" w:themeTint="F2"/>
+          <w:sz w:val="32"/>
+          <w:szCs w:val="32"/>
+        </w:rPr>
+      </w:pPr>
+    </w:p>
+    <w:p>
+      <w:pPr>
+        <w:rPr>
+          <w:rFonts w:ascii="Times New Roman" w:hAnsi="Times New Roman" w:cs="Times New Roman"/>
+          <w:color w:val="0D0D0D" w:themeColor="text1" w:themeTint="F2"/>
+          <w:sz w:val="32"/>
+          <w:szCs w:val="32"/>
+        </w:rPr>
+      </w:pPr>
+    </w:p>
+    <w:p>
+      <w:pPr>
+        <w:rPr>
+          <w:rFonts w:ascii="Times New Roman" w:hAnsi="Times New Roman" w:cs="Times New Roman"/>
+          <w:color w:val="0D0D0D" w:themeColor="text1" w:themeTint="F2"/>
+          <w:sz w:val="32"/>
+          <w:szCs w:val="32"/>
+        </w:rPr>
+      </w:pPr>
+      <w:r>
+        <w:rPr>
+          <w:noProof/>
+        </w:rPr>
+        <w:lastRenderedPageBreak/>
+        <w:drawing>
+          <wp:inline distT="0" distB="0" distL="0" distR="0" wp14:anchorId="7AE98F41" wp14:editId="60EE6398">
+            <wp:extent cx="5943600" cy="2103120"/>
+            <wp:effectExtent l="0" t="0" r="0" b="0"/>
+            <wp:docPr id="622894757" name="Picture 3"/>
+            <wp:cNvGraphicFramePr>
+              <a:graphicFrameLocks xmlns:a="http://schemas.openxmlformats.org/drawingml/2006/main" noChangeAspect="1"/>
+            </wp:cNvGraphicFramePr>
+            <a:graphic xmlns:a="http://schemas.openxmlformats.org/drawingml/2006/main">
+              <a:graphicData uri="http://schemas.openxmlformats.org/drawingml/2006/picture">
+                <pic:pic xmlns:pic="http://schemas.openxmlformats.org/drawingml/2006/picture">
+                  <pic:nvPicPr>
+                    <pic:cNvPr id="0" name="Picture 13"/>
+                    <pic:cNvPicPr>
+                      <a:picLocks noChangeAspect="1" noChangeArrowheads="1"/>
+                    </pic:cNvPicPr>
+                  </pic:nvPicPr>
+                  <pic:blipFill>
+                    <a:blip r:embed="rId48" cstate="print">
+                      <a:extLst>
+                        <a:ext uri="{28A0092B-C50C-407E-A947-70E740481C1C}">
+                          <a14:useLocalDpi xmlns:a14="http://schemas.microsoft.com/office/drawing/2010/main" val="0"/>
+                        </a:ext>
+                      </a:extLst>
+                    </a:blip>
+                    <a:srcRect/>
+                    <a:stretch>
+                      <a:fillRect/>
+                    </a:stretch>
+                  </pic:blipFill>
+                  <pic:spPr bwMode="auto">
+                    <a:xfrm>
+                      <a:off x="0" y="0"/>
+                      <a:ext cx="5943600" cy="2103120"/>
+                    </a:xfrm>
+                    <a:prstGeom prst="rect">
+                      <a:avLst/>
+                    </a:prstGeom>
+                    <a:noFill/>
+                    <a:ln>
+                      <a:noFill/>
+                    </a:ln>
+                  </pic:spPr>
+                </pic:pic>
+              </a:graphicData>
+            </a:graphic>
+          </wp:inline>
+        </w:drawing>
+      </w:r>
+    </w:p>
+    <w:p>
+      <w:pPr>
+        <w:rPr>
+          <w:rFonts w:ascii="Times New Roman" w:hAnsi="Times New Roman" w:cs="Times New Roman"/>
+          <w:noProof/>
+          <w:color w:val="0D0D0D" w:themeColor="text1" w:themeTint="F2"/>
+          <w:sz w:val="32"/>
+          <w:szCs w:val="32"/>
+        </w:rPr>
+      </w:pPr>
+      <w:r>
+        <w:rPr>
+          <w:rFonts w:ascii="Times New Roman" w:hAnsi="Times New Roman" w:cs="Times New Roman"/>
+          <w:noProof/>
+          <w:color w:val="0D0D0D" w:themeColor="text1" w:themeTint="F2"/>
+          <w:sz w:val="32"/>
+          <w:szCs w:val="32"/>
+        </w:rPr>
+        <w:t xml:space="preserve">    </w:t>
+      </w:r>
+      <w:r>
+        <w:rPr>
+          <w:rFonts w:ascii="Times New Roman" w:hAnsi="Times New Roman" w:cs="Times New Roman"/>
+          <w:noProof/>
+          <w:color w:val="0D0D0D" w:themeColor="text1" w:themeTint="F2"/>
+          <w:sz w:val="32"/>
+          <w:szCs w:val="32"/>
+        </w:rPr>
+        <w:drawing>
+          <wp:inline distT="0" distB="0" distL="0" distR="0" wp14:anchorId="120C1B3D" wp14:editId="646FDE13">
+            <wp:extent cx="5249545" cy="4216400"/>
+            <wp:effectExtent l="0" t="0" r="8255" b="0"/>
+            <wp:docPr id="802996571" name="Picture 4"/>
+            <wp:cNvGraphicFramePr>
+              <a:graphicFrameLocks xmlns:a="http://schemas.openxmlformats.org/drawingml/2006/main" noChangeAspect="1"/>
+            </wp:cNvGraphicFramePr>
+            <a:graphic xmlns:a="http://schemas.openxmlformats.org/drawingml/2006/main">
+              <a:graphicData uri="http://schemas.openxmlformats.org/drawingml/2006/picture">
+                <pic:pic xmlns:pic="http://schemas.openxmlformats.org/drawingml/2006/picture">
+                  <pic:nvPicPr>
+                    <pic:cNvPr id="0" name="Picture 15"/>
+                    <pic:cNvPicPr>
+                      <a:picLocks noChangeAspect="1" noChangeArrowheads="1"/>
+                    </pic:cNvPicPr>
+                  </pic:nvPicPr>
+                  <pic:blipFill>
+                    <a:blip r:embed="rId49">
+                      <a:extLst>
+                        <a:ext uri="{28A0092B-C50C-407E-A947-70E740481C1C}">
+                          <a14:useLocalDpi xmlns:a14="http://schemas.microsoft.com/office/drawing/2010/main" val="0"/>
+                        </a:ext>
+                      </a:extLst>
+                    </a:blip>
+                    <a:srcRect/>
+                    <a:stretch>
+                      <a:fillRect/>
+                    </a:stretch>
+                  </pic:blipFill>
+                  <pic:spPr bwMode="auto">
+                    <a:xfrm>
+                      <a:off x="0" y="0"/>
+                      <a:ext cx="5249545" cy="4216400"/>
+                    </a:xfrm>
+                    <a:prstGeom prst="rect">
+                      <a:avLst/>
+                    </a:prstGeom>
+                    <a:noFill/>
+                    <a:ln>
+                      <a:noFill/>
+                    </a:ln>
+                  </pic:spPr>
+                </pic:pic>
+              </a:graphicData>
+            </a:graphic>
+          </wp:inline>
+        </w:drawing>
+      </w:r>
+    </w:p>
+    <w:p>
+      <w:pPr>
+        <w:rPr>
+          <w:rFonts w:ascii="Times New Roman" w:hAnsi="Times New Roman" w:cs="Times New Roman"/>
+          <w:noProof/>
+          <w:color w:val="0D0D0D" w:themeColor="text1" w:themeTint="F2"/>
+          <w:sz w:val="32"/>
+          <w:szCs w:val="32"/>
+        </w:rPr>
+      </w:pPr>
+      <w:r>
+        <w:rPr>
+          <w:rFonts w:ascii="Times New Roman" w:hAnsi="Times New Roman" w:cs="Times New Roman"/>
+          <w:noProof/>
+          <w:color w:val="0D0D0D" w:themeColor="text1" w:themeTint="F2"/>
+          <w:sz w:val="32"/>
+          <w:szCs w:val="32"/>
+        </w:rPr>
+        <w:lastRenderedPageBreak/>
+        <w:drawing>
+          <wp:inline distT="0" distB="0" distL="0" distR="0" wp14:anchorId="7DE47D62" wp14:editId="279B4537">
+            <wp:extent cx="5943600" cy="3827145"/>
+            <wp:effectExtent l="0" t="0" r="0" b="1905"/>
+            <wp:docPr id="1650582107" name="Picture 5"/>
+            <wp:cNvGraphicFramePr>
+              <a:graphicFrameLocks xmlns:a="http://schemas.openxmlformats.org/drawingml/2006/main" noChangeAspect="1"/>
+            </wp:cNvGraphicFramePr>
+            <a:graphic xmlns:a="http://schemas.openxmlformats.org/drawingml/2006/main">
+              <a:graphicData uri="http://schemas.openxmlformats.org/drawingml/2006/picture">
+                <pic:pic xmlns:pic="http://schemas.openxmlformats.org/drawingml/2006/picture">
+                  <pic:nvPicPr>
+                    <pic:cNvPr id="0" name="Picture 16"/>
+                    <pic:cNvPicPr>
+                      <a:picLocks noChangeAspect="1" noChangeArrowheads="1"/>
+                    </pic:cNvPicPr>
+                  </pic:nvPicPr>
+                  <pic:blipFill>
+                    <a:blip r:embed="rId50">
+                      <a:extLst>
+                        <a:ext uri="{28A0092B-C50C-407E-A947-70E740481C1C}">
+                          <a14:useLocalDpi xmlns:a14="http://schemas.microsoft.com/office/drawing/2010/main" val="0"/>
+                        </a:ext>
+                      </a:extLst>
+                    </a:blip>
+                    <a:srcRect/>
+                    <a:stretch>
+                      <a:fillRect/>
+                    </a:stretch>
+                  </pic:blipFill>
+                  <pic:spPr bwMode="auto">
+                    <a:xfrm>
+                      <a:off x="0" y="0"/>
+                      <a:ext cx="5943600" cy="3827145"/>
+                    </a:xfrm>
+                    <a:prstGeom prst="rect">
+                      <a:avLst/>
+                    </a:prstGeom>
+                    <a:noFill/>
+                    <a:ln>
+                      <a:noFill/>
+                    </a:ln>
+                  </pic:spPr>
+                </pic:pic>
+              </a:graphicData>
+            </a:graphic>
+          </wp:inline>
+        </w:drawing>
+      </w:r>
+    </w:p>
+    <w:p>
+      <w:pPr>
+        <w:tabs>
+          <w:tab w:val="left" w:pos="6773"/>
+        </w:tabs>
+        <w:rPr>
+          <w:rFonts w:ascii="Times New Roman" w:hAnsi="Times New Roman" w:cs="Times New Roman"/>
+          <w:sz w:val="32"/>
+          <w:szCs w:val="32"/>
+        </w:rPr>
+      </w:pPr>
+      <w:r>
+        <w:rPr>
+          <w:rFonts w:ascii="Times New Roman" w:hAnsi="Times New Roman" w:cs="Times New Roman"/>
+          <w:noProof/>
+          <w:sz w:val="32"/>
+          <w:szCs w:val="32"/>
+        </w:rPr>
+        <w:drawing>
+          <wp:inline distT="0" distB="0" distL="0" distR="0" wp14:anchorId="1C9428F8" wp14:editId="63DA1F1F">
+            <wp:extent cx="5935345" cy="3149600"/>
+            <wp:effectExtent l="0" t="0" r="8255" b="0"/>
+            <wp:docPr id="197355663" name="Picture 6"/>
+            <wp:cNvGraphicFramePr>
+              <a:graphicFrameLocks xmlns:a="http://schemas.openxmlformats.org/drawingml/2006/main" noChangeAspect="1"/>
+            </wp:cNvGraphicFramePr>
+            <a:graphic xmlns:a="http://schemas.openxmlformats.org/drawingml/2006/main">
+              <a:graphicData uri="http://schemas.openxmlformats.org/drawingml/2006/picture">
+                <pic:pic xmlns:pic="http://schemas.openxmlformats.org/drawingml/2006/picture">
+                  <pic:nvPicPr>
+                    <pic:cNvPr id="0" name="Picture 17"/>
+                    <pic:cNvPicPr>
+                      <a:picLocks noChangeAspect="1" noChangeArrowheads="1"/>
+                    </pic:cNvPicPr>
+                  </pic:nvPicPr>
+                  <pic:blipFill>
+                    <a:blip r:embed="rId51">
+                      <a:extLst>
+                        <a:ext uri="{28A0092B-C50C-407E-A947-70E740481C1C}">
+                          <a14:useLocalDpi xmlns:a14="http://schemas.microsoft.com/office/drawing/2010/main" val="0"/>
+                        </a:ext>
+                      </a:extLst>
+                    </a:blip>
+                    <a:srcRect/>
+                    <a:stretch>
+                      <a:fillRect/>
+                    </a:stretch>
+                  </pic:blipFill>
+                  <pic:spPr bwMode="auto">
+                    <a:xfrm>
+                      <a:off x="0" y="0"/>
+                      <a:ext cx="5935345" cy="3149600"/>
+                    </a:xfrm>
+                    <a:prstGeom prst="rect">
+                      <a:avLst/>
+                    </a:prstGeom>
+                    <a:noFill/>
+                    <a:ln>
+                      <a:noFill/>
+                    </a:ln>
+                  </pic:spPr>
+                </pic:pic>
+              </a:graphicData>
+            </a:graphic>
+          </wp:inline>
+        </w:drawing>
+      </w:r>
+    </w:p>
+    <w:p>
+      <w:pPr>
+        <w:tabs>
+          <w:tab w:val="left" w:pos="6773"/>
+        </w:tabs>
+        <w:rPr>
+          <w:rFonts w:ascii="Times New Roman" w:hAnsi="Times New Roman" w:cs="Times New Roman"/>
+          <w:sz w:val="32"/>
+          <w:szCs w:val="32"/>
+        </w:rPr>
+      </w:pPr>
+    </w:p>
+    <w:p>
+      <w:pPr>
+        <w:tabs>
+          <w:tab w:val="left" w:pos="6773"/>
+        </w:tabs>
+        <w:rPr>
+          <w:rFonts w:ascii="Times New Roman" w:hAnsi="Times New Roman" w:cs="Times New Roman"/>
+          <w:sz w:val="32"/>
+          <w:szCs w:val="32"/>
+        </w:rPr>
+      </w:pPr>
+    </w:p>
+    <w:p>
+      <w:pPr>
+        <w:tabs>
+          <w:tab w:val="left" w:pos="6773"/>
+        </w:tabs>
+        <w:rPr>
+          <w:rFonts w:ascii="Times New Roman" w:hAnsi="Times New Roman" w:cs="Times New Roman"/>
+          <w:b/>
+          <w:bCs/>
+          <w:color w:val="365F91" w:themeColor="accent1" w:themeShade="BF"/>
+          <w:sz w:val="32"/>
+          <w:szCs w:val="32"/>
+        </w:rPr>
+      </w:pPr>
+      <w:r>
+        <w:rPr>
+          <w:noProof/>
+        </w:rPr>
+        <w:lastRenderedPageBreak/>
+        <w:drawing>
+          <wp:anchor distT="0" distB="0" distL="114300" distR="114300" simplePos="0" relativeHeight="251660800" behindDoc="0" locked="0" layoutInCell="1" allowOverlap="1" wp14:anchorId="70125320" wp14:editId="4CF7DC98">
+            <wp:simplePos x="0" y="0"/>
+            <wp:positionH relativeFrom="column">
+              <wp:posOffset>151765</wp:posOffset>
+            </wp:positionH>
+            <wp:positionV relativeFrom="paragraph">
+              <wp:posOffset>533400</wp:posOffset>
+            </wp:positionV>
+            <wp:extent cx="5960110" cy="6883400"/>
+            <wp:effectExtent l="0" t="0" r="2540" b="0"/>
+            <wp:wrapSquare wrapText="bothSides"/>
+            <wp:docPr id="622452954" name="Picture 8"/>
+            <wp:cNvGraphicFramePr>
+              <a:graphicFrameLocks xmlns:a="http://schemas.openxmlformats.org/drawingml/2006/main" noChangeAspect="1"/>
+            </wp:cNvGraphicFramePr>
+            <a:graphic xmlns:a="http://schemas.openxmlformats.org/drawingml/2006/main">
+              <a:graphicData uri="http://schemas.openxmlformats.org/drawingml/2006/picture">
+                <pic:pic xmlns:pic="http://schemas.openxmlformats.org/drawingml/2006/picture">
+                  <pic:nvPicPr>
+                    <pic:cNvPr id="0" name="Picture 23"/>
+                    <pic:cNvPicPr>
+                      <a:picLocks noChangeAspect="1" noChangeArrowheads="1"/>
+                    </pic:cNvPicPr>
+                  </pic:nvPicPr>
+                  <pic:blipFill>
+                    <a:blip r:embed="rId52">
+                      <a:extLst>
+                        <a:ext uri="{28A0092B-C50C-407E-A947-70E740481C1C}">
+                          <a14:useLocalDpi xmlns:a14="http://schemas.microsoft.com/office/drawing/2010/main" val="0"/>
+                        </a:ext>
+                      </a:extLst>
+                    </a:blip>
+                    <a:srcRect/>
+                    <a:stretch>
+                      <a:fillRect/>
+                    </a:stretch>
+                  </pic:blipFill>
+                  <pic:spPr bwMode="auto">
+                    <a:xfrm>
+                      <a:off x="0" y="0"/>
+                      <a:ext cx="5960110" cy="6883400"/>
+                    </a:xfrm>
+                    <a:prstGeom prst="rect">
+                      <a:avLst/>
+                    </a:prstGeom>
+                    <a:noFill/>
+                    <a:ln>
+                      <a:noFill/>
+                    </a:ln>
+                  </pic:spPr>
+                </pic:pic>
+              </a:graphicData>
+            </a:graphic>
+            <wp14:sizeRelH relativeFrom="margin">
+              <wp14:pctWidth>0</wp14:pctWidth>
+            </wp14:sizeRelH>
+            <wp14:sizeRelV relativeFrom="margin">
+              <wp14:pctHeight>0</wp14:pctHeight>
+            </wp14:sizeRelV>
+          </wp:anchor>
+        </w:drawing>
+      </w:r>
+      <w:r>
+        <w:rPr>
+          <w:rFonts w:ascii="Times New Roman" w:hAnsi="Times New Roman" w:cs="Times New Roman"/>
+          <w:b/>
+          <w:bCs/>
+          <w:color w:val="365F91" w:themeColor="accent1" w:themeShade="BF"/>
+          <w:sz w:val="32"/>
+          <w:szCs w:val="32"/>
+        </w:rPr>
+        <w:t>Cryptarithmetic</w:t>
+      </w:r>
+    </w:p>
+    <w:p>
+      <w:pPr>
+        <w:tabs>
+          <w:tab w:val="left" w:pos="6773"/>
+        </w:tabs>
+        <w:rPr>
+          <w:rFonts w:ascii="Times New Roman" w:hAnsi="Times New Roman" w:cs="Times New Roman"/>
+          <w:b/>
+          <w:bCs/>
+          <w:color w:val="365F91" w:themeColor="accent1" w:themeShade="BF"/>
+          <w:sz w:val="32"/>
+          <w:szCs w:val="32"/>
+        </w:rPr>
+      </w:pPr>
+    </w:p>
+    <w:p>
+      <w:pPr>
+        <w:tabs>
+          <w:tab w:val="left" w:pos="7600"/>
+        </w:tabs>
+        <w:rPr>
+          <w:rFonts w:ascii="Times New Roman" w:hAnsi="Times New Roman" w:cs="Times New Roman"/>
+          <w:sz w:val="32"/>
+          <w:szCs w:val="32"/>
+        </w:rPr>
+      </w:pPr>
+    </w:p>
+    <w:p>
+      <w:pPr>
+        <w:tabs>
+          <w:tab w:val="left" w:pos="7600"/>
+        </w:tabs>
+        <w:rPr>
+          <w:rFonts w:ascii="Times New Roman" w:hAnsi="Times New Roman" w:cs="Times New Roman"/>
+          <w:sz w:val="32"/>
+          <w:szCs w:val="32"/>
+        </w:rPr>
+      </w:pPr>
+      <w:r>
+        <w:rPr>
+          <w:noProof/>
+        </w:rPr>
+        <w:lastRenderedPageBreak/>
+        <w:drawing>
+          <wp:inline distT="0" distB="0" distL="0" distR="0" wp14:anchorId="663CEDCB" wp14:editId="6727D606">
+            <wp:extent cx="5943600" cy="4451350"/>
+            <wp:effectExtent l="0" t="0" r="0" b="6350"/>
+            <wp:docPr id="248169193" name="Picture 9"/>
+            <wp:cNvGraphicFramePr>
+              <a:graphicFrameLocks xmlns:a="http://schemas.openxmlformats.org/drawingml/2006/main" noChangeAspect="1"/>
+            </wp:cNvGraphicFramePr>
+            <a:graphic xmlns:a="http://schemas.openxmlformats.org/drawingml/2006/main">
+              <a:graphicData uri="http://schemas.openxmlformats.org/drawingml/2006/picture">
+                <pic:pic xmlns:pic="http://schemas.openxmlformats.org/drawingml/2006/picture">
+                  <pic:nvPicPr>
+                    <pic:cNvPr id="0" name="Picture 25"/>
+                    <pic:cNvPicPr>
+                      <a:picLocks noChangeAspect="1" noChangeArrowheads="1"/>
+                    </pic:cNvPicPr>
+                  </pic:nvPicPr>
+                  <pic:blipFill>
+                    <a:blip r:embed="rId53">
+                      <a:extLst>
+                        <a:ext uri="{28A0092B-C50C-407E-A947-70E740481C1C}">
+                          <a14:useLocalDpi xmlns:a14="http://schemas.microsoft.com/office/drawing/2010/main" val="0"/>
+                        </a:ext>
+                      </a:extLst>
+                    </a:blip>
+                    <a:srcRect/>
+                    <a:stretch>
+                      <a:fillRect/>
+                    </a:stretch>
+                  </pic:blipFill>
+                  <pic:spPr bwMode="auto">
+                    <a:xfrm>
+                      <a:off x="0" y="0"/>
+                      <a:ext cx="5943600" cy="4451350"/>
+                    </a:xfrm>
+                    <a:prstGeom prst="rect">
+                      <a:avLst/>
+                    </a:prstGeom>
+                    <a:noFill/>
+                    <a:ln>
+                      <a:noFill/>
+                    </a:ln>
+                  </pic:spPr>
+                </pic:pic>
+              </a:graphicData>
+            </a:graphic>
+          </wp:inline>
+        </w:drawing>
       </w:r>
     </w:p>
     <w:sectPr>
@@ -10684,6 +11698,155 @@
     </w:lvl>
   </w:abstractNum>
   <w:abstractNum w:abstractNumId="2" w15:restartNumberingAfterBreak="0">
+    <w:nsid w:val="05C748DF"/>
+    <w:multiLevelType w:val="multilevel"/>
+    <w:tmpl w:val="8A765E46"/>
+    <w:lvl w:ilvl="0">
+      <w:start w:val="1"/>
+      <w:numFmt w:val="bullet"/>
+      <w:lvlText w:val=""/>
+      <w:lvlJc w:val="left"/>
+      <w:pPr>
+        <w:tabs>
+          <w:tab w:val="num" w:pos="720"/>
+        </w:tabs>
+        <w:ind w:left="720" w:hanging="360"/>
+      </w:pPr>
+      <w:rPr>
+        <w:rFonts w:ascii="Symbol" w:hAnsi="Symbol" w:hint="default"/>
+        <w:sz w:val="20"/>
+      </w:rPr>
+    </w:lvl>
+    <w:lvl w:ilvl="1">
+      <w:start w:val="1"/>
+      <w:numFmt w:val="bullet"/>
+      <w:lvlText w:val="o"/>
+      <w:lvlJc w:val="left"/>
+      <w:pPr>
+        <w:tabs>
+          <w:tab w:val="num" w:pos="1440"/>
+        </w:tabs>
+        <w:ind w:left="1440" w:hanging="360"/>
+      </w:pPr>
+      <w:rPr>
+        <w:rFonts w:ascii="Courier New" w:hAnsi="Courier New" w:hint="default"/>
+        <w:sz w:val="20"/>
+      </w:rPr>
+    </w:lvl>
+    <w:lvl w:ilvl="2" w:tentative="1">
+      <w:start w:val="1"/>
+      <w:numFmt w:val="bullet"/>
+      <w:lvlText w:val=""/>
+      <w:lvlJc w:val="left"/>
+      <w:pPr>
+        <w:tabs>
+          <w:tab w:val="num" w:pos="2160"/>
+        </w:tabs>
+        <w:ind w:left="2160" w:hanging="360"/>
+      </w:pPr>
+      <w:rPr>
+        <w:rFonts w:ascii="Wingdings" w:hAnsi="Wingdings" w:hint="default"/>
+        <w:sz w:val="20"/>
+      </w:rPr>
+    </w:lvl>
+    <w:lvl w:ilvl="3" w:tentative="1">
+      <w:start w:val="1"/>
+      <w:numFmt w:val="bullet"/>
+      <w:lvlText w:val=""/>
+      <w:lvlJc w:val="left"/>
+      <w:pPr>
+        <w:tabs>
+          <w:tab w:val="num" w:pos="2880"/>
+        </w:tabs>
+        <w:ind w:left="2880" w:hanging="360"/>
+      </w:pPr>
+      <w:rPr>
+        <w:rFonts w:ascii="Wingdings" w:hAnsi="Wingdings" w:hint="default"/>
+        <w:sz w:val="20"/>
+      </w:rPr>
+    </w:lvl>
+    <w:lvl w:ilvl="4" w:tentative="1">
+      <w:start w:val="1"/>
+      <w:numFmt w:val="bullet"/>
+      <w:lvlText w:val=""/>
+      <w:lvlJc w:val="left"/>
+      <w:pPr>
+        <w:tabs>
+          <w:tab w:val="num" w:pos="3600"/>
+        </w:tabs>
+        <w:ind w:left="3600" w:hanging="360"/>
+      </w:pPr>
+      <w:rPr>
+        <w:rFonts w:ascii="Wingdings" w:hAnsi="Wingdings" w:hint="default"/>
+        <w:sz w:val="20"/>
+      </w:rPr>
+    </w:lvl>
+    <w:lvl w:ilvl="5" w:tentative="1">
+      <w:start w:val="1"/>
+      <w:numFmt w:val="bullet"/>
+      <w:lvlText w:val=""/>
+      <w:lvlJc w:val="left"/>
+      <w:pPr>
+        <w:tabs>
+          <w:tab w:val="num" w:pos="4320"/>
+        </w:tabs>
+        <w:ind w:left="4320" w:hanging="360"/>
+      </w:pPr>
+      <w:rPr>
+        <w:rFonts w:ascii="Wingdings" w:hAnsi="Wingdings" w:hint="default"/>
+        <w:sz w:val="20"/>
+      </w:rPr>
+    </w:lvl>
+    <w:lvl w:ilvl="6" w:tentative="1">
+      <w:start w:val="1"/>
+      <w:numFmt w:val="bullet"/>
+      <w:lvlText w:val=""/>
+      <w:lvlJc w:val="left"/>
+      <w:pPr>
+        <w:tabs>
+          <w:tab w:val="num" w:pos="5040"/>
+        </w:tabs>
+        <w:ind w:left="5040" w:hanging="360"/>
+      </w:pPr>
+      <w:rPr>
+        <w:rFonts w:ascii="Wingdings" w:hAnsi="Wingdings" w:hint="default"/>
+        <w:sz w:val="20"/>
+      </w:rPr>
+    </w:lvl>
+    <w:lvl w:ilvl="7" w:tentative="1">
+      <w:start w:val="1"/>
+      <w:numFmt w:val="bullet"/>
+      <w:lvlText w:val=""/>
+      <w:lvlJc w:val="left"/>
+      <w:pPr>
+        <w:tabs>
+          <w:tab w:val="num" w:pos="5760"/>
+        </w:tabs>
+        <w:ind w:left="5760" w:hanging="360"/>
+      </w:pPr>
+      <w:rPr>
+        <w:rFonts w:ascii="Wingdings" w:hAnsi="Wingdings" w:hint="default"/>
+        <w:sz w:val="20"/>
+      </w:rPr>
+    </w:lvl>
+    <w:lvl w:ilvl="8" w:tentative="1">
+      <w:start w:val="1"/>
+      <w:numFmt w:val="bullet"/>
+      <w:lvlText w:val=""/>
+      <w:lvlJc w:val="left"/>
+      <w:pPr>
+        <w:tabs>
+          <w:tab w:val="num" w:pos="6480"/>
+        </w:tabs>
+        <w:ind w:left="6480" w:hanging="360"/>
+      </w:pPr>
+      <w:rPr>
+        <w:rFonts w:ascii="Wingdings" w:hAnsi="Wingdings" w:hint="default"/>
+        <w:sz w:val="20"/>
+      </w:rPr>
+    </w:lvl>
+  </w:abstractNum>
+  <w:abstractNum w:abstractNumId="3" w15:restartNumberingAfterBreak="0">
     <w:nsid w:val="07D93B12"/>
     <w:multiLevelType w:val="hybridMultilevel"/>
     <w:tmpl w:val="BE66FA9C"/>
@@ -10796,7 +11959,7 @@
       </w:rPr>
     </w:lvl>
   </w:abstractNum>
-  <w:abstractNum w:abstractNumId="3" w15:restartNumberingAfterBreak="0">
+  <w:abstractNum w:abstractNumId="4" w15:restartNumberingAfterBreak="0">
     <w:nsid w:val="07F028DA"/>
     <w:multiLevelType w:val="hybridMultilevel"/>
     <w:tmpl w:val="CCCE9BB6"/>
@@ -10909,7 +12072,7 @@
       </w:rPr>
     </w:lvl>
   </w:abstractNum>
-  <w:abstractNum w:abstractNumId="4" w15:restartNumberingAfterBreak="0">
+  <w:abstractNum w:abstractNumId="5" w15:restartNumberingAfterBreak="0">
     <w:nsid w:val="0C140F83"/>
     <w:multiLevelType w:val="multilevel"/>
     <w:tmpl w:val="84B22B42"/>
@@ -11058,7 +12221,7 @@
       </w:rPr>
     </w:lvl>
   </w:abstractNum>
-  <w:abstractNum w:abstractNumId="5" w15:restartNumberingAfterBreak="0">
+  <w:abstractNum w:abstractNumId="6" w15:restartNumberingAfterBreak="0">
     <w:nsid w:val="0DCD1161"/>
     <w:multiLevelType w:val="hybridMultilevel"/>
     <w:tmpl w:val="C11E461E"/>
@@ -11171,7 +12334,7 @@
       </w:rPr>
     </w:lvl>
   </w:abstractNum>
-  <w:abstractNum w:abstractNumId="6" w15:restartNumberingAfterBreak="0">
+  <w:abstractNum w:abstractNumId="7" w15:restartNumberingAfterBreak="0">
     <w:nsid w:val="0EFC7934"/>
     <w:multiLevelType w:val="hybridMultilevel"/>
     <w:tmpl w:val="29367B36"/>
@@ -11284,7 +12447,7 @@
       </w:rPr>
     </w:lvl>
   </w:abstractNum>
-  <w:abstractNum w:abstractNumId="7" w15:restartNumberingAfterBreak="0">
+  <w:abstractNum w:abstractNumId="8" w15:restartNumberingAfterBreak="0">
     <w:nsid w:val="0F5C63B3"/>
     <w:multiLevelType w:val="hybridMultilevel"/>
     <w:tmpl w:val="220A37AA"/>
@@ -11397,7 +12560,7 @@
       </w:rPr>
     </w:lvl>
   </w:abstractNum>
-  <w:abstractNum w:abstractNumId="8" w15:restartNumberingAfterBreak="0">
+  <w:abstractNum w:abstractNumId="9" w15:restartNumberingAfterBreak="0">
     <w:nsid w:val="10E43D0E"/>
     <w:multiLevelType w:val="hybridMultilevel"/>
     <w:tmpl w:val="16A66340"/>
@@ -11510,7 +12673,7 @@
       </w:rPr>
     </w:lvl>
   </w:abstractNum>
-  <w:abstractNum w:abstractNumId="9" w15:restartNumberingAfterBreak="0">
+  <w:abstractNum w:abstractNumId="10" w15:restartNumberingAfterBreak="0">
     <w:nsid w:val="12A57907"/>
     <w:multiLevelType w:val="hybridMultilevel"/>
     <w:tmpl w:val="436A9D76"/>
@@ -11599,7 +12762,7 @@
       </w:pPr>
     </w:lvl>
   </w:abstractNum>
-  <w:abstractNum w:abstractNumId="10" w15:restartNumberingAfterBreak="0">
+  <w:abstractNum w:abstractNumId="11" w15:restartNumberingAfterBreak="0">
     <w:nsid w:val="137D65EF"/>
     <w:multiLevelType w:val="multilevel"/>
     <w:tmpl w:val="8530F254"/>
@@ -11748,7 +12911,7 @@
       </w:rPr>
     </w:lvl>
   </w:abstractNum>
-  <w:abstractNum w:abstractNumId="11" w15:restartNumberingAfterBreak="0">
+  <w:abstractNum w:abstractNumId="12" w15:restartNumberingAfterBreak="0">
     <w:nsid w:val="13CE68B8"/>
     <w:multiLevelType w:val="hybridMultilevel"/>
     <w:tmpl w:val="41FE3428"/>
@@ -11861,7 +13024,7 @@
       </w:rPr>
     </w:lvl>
   </w:abstractNum>
-  <w:abstractNum w:abstractNumId="12" w15:restartNumberingAfterBreak="0">
+  <w:abstractNum w:abstractNumId="13" w15:restartNumberingAfterBreak="0">
     <w:nsid w:val="14163488"/>
     <w:multiLevelType w:val="multilevel"/>
     <w:tmpl w:val="EEA6DF2A"/>
@@ -12010,7 +13173,7 @@
       </w:rPr>
     </w:lvl>
   </w:abstractNum>
-  <w:abstractNum w:abstractNumId="13" w15:restartNumberingAfterBreak="0">
+  <w:abstractNum w:abstractNumId="14" w15:restartNumberingAfterBreak="0">
     <w:nsid w:val="15FC1860"/>
     <w:multiLevelType w:val="hybridMultilevel"/>
     <w:tmpl w:val="9F9E2018"/>
@@ -12123,7 +13286,7 @@
       </w:rPr>
     </w:lvl>
   </w:abstractNum>
-  <w:abstractNum w:abstractNumId="14" w15:restartNumberingAfterBreak="0">
+  <w:abstractNum w:abstractNumId="15" w15:restartNumberingAfterBreak="0">
     <w:nsid w:val="189D073A"/>
     <w:multiLevelType w:val="multilevel"/>
     <w:tmpl w:val="C75CCC9E"/>
@@ -12272,7 +13435,7 @@
       </w:rPr>
     </w:lvl>
   </w:abstractNum>
-  <w:abstractNum w:abstractNumId="15" w15:restartNumberingAfterBreak="0">
+  <w:abstractNum w:abstractNumId="16" w15:restartNumberingAfterBreak="0">
     <w:nsid w:val="19494365"/>
     <w:multiLevelType w:val="hybridMultilevel"/>
     <w:tmpl w:val="8C5E7620"/>
@@ -12385,7 +13548,7 @@
       </w:rPr>
     </w:lvl>
   </w:abstractNum>
-  <w:abstractNum w:abstractNumId="16" w15:restartNumberingAfterBreak="0">
+  <w:abstractNum w:abstractNumId="17" w15:restartNumberingAfterBreak="0">
     <w:nsid w:val="1A167257"/>
     <w:multiLevelType w:val="multilevel"/>
     <w:tmpl w:val="8222CF58"/>
@@ -12534,7 +13697,7 @@
       </w:rPr>
     </w:lvl>
   </w:abstractNum>
-  <w:abstractNum w:abstractNumId="17" w15:restartNumberingAfterBreak="0">
+  <w:abstractNum w:abstractNumId="18" w15:restartNumberingAfterBreak="0">
     <w:nsid w:val="1E294CCC"/>
     <w:multiLevelType w:val="multilevel"/>
     <w:tmpl w:val="0CB85D54"/>
@@ -12683,7 +13846,7 @@
       </w:rPr>
     </w:lvl>
   </w:abstractNum>
-  <w:abstractNum w:abstractNumId="18" w15:restartNumberingAfterBreak="0">
+  <w:abstractNum w:abstractNumId="19" w15:restartNumberingAfterBreak="0">
     <w:nsid w:val="20646687"/>
     <w:multiLevelType w:val="multilevel"/>
     <w:tmpl w:val="0D002C94"/>
@@ -12832,7 +13995,7 @@
       </w:rPr>
     </w:lvl>
   </w:abstractNum>
-  <w:abstractNum w:abstractNumId="19" w15:restartNumberingAfterBreak="0">
+  <w:abstractNum w:abstractNumId="20" w15:restartNumberingAfterBreak="0">
     <w:nsid w:val="20BE63B7"/>
     <w:multiLevelType w:val="hybridMultilevel"/>
     <w:tmpl w:val="82BA96FC"/>
@@ -12945,7 +14108,7 @@
       </w:rPr>
     </w:lvl>
   </w:abstractNum>
-  <w:abstractNum w:abstractNumId="20" w15:restartNumberingAfterBreak="0">
+  <w:abstractNum w:abstractNumId="21" w15:restartNumberingAfterBreak="0">
     <w:nsid w:val="20CF64C9"/>
     <w:multiLevelType w:val="multilevel"/>
     <w:tmpl w:val="6464D364"/>
@@ -13094,7 +14257,7 @@
       </w:rPr>
     </w:lvl>
   </w:abstractNum>
-  <w:abstractNum w:abstractNumId="21" w15:restartNumberingAfterBreak="0">
+  <w:abstractNum w:abstractNumId="22" w15:restartNumberingAfterBreak="0">
     <w:nsid w:val="23F10A21"/>
     <w:multiLevelType w:val="hybridMultilevel"/>
     <w:tmpl w:val="8D9E665C"/>
@@ -13207,7 +14370,7 @@
       </w:rPr>
     </w:lvl>
   </w:abstractNum>
-  <w:abstractNum w:abstractNumId="22" w15:restartNumberingAfterBreak="0">
+  <w:abstractNum w:abstractNumId="23" w15:restartNumberingAfterBreak="0">
     <w:nsid w:val="26456417"/>
     <w:multiLevelType w:val="multilevel"/>
     <w:tmpl w:val="32B0057C"/>
@@ -13356,7 +14519,7 @@
       </w:rPr>
     </w:lvl>
   </w:abstractNum>
-  <w:abstractNum w:abstractNumId="23" w15:restartNumberingAfterBreak="0">
+  <w:abstractNum w:abstractNumId="24" w15:restartNumberingAfterBreak="0">
     <w:nsid w:val="26F428FC"/>
     <w:multiLevelType w:val="hybridMultilevel"/>
     <w:tmpl w:val="EC18DACA"/>
@@ -13469,7 +14632,7 @@
       </w:rPr>
     </w:lvl>
   </w:abstractNum>
-  <w:abstractNum w:abstractNumId="24" w15:restartNumberingAfterBreak="0">
+  <w:abstractNum w:abstractNumId="25" w15:restartNumberingAfterBreak="0">
     <w:nsid w:val="28C12295"/>
     <w:multiLevelType w:val="hybridMultilevel"/>
     <w:tmpl w:val="385ECAFE"/>
@@ -13582,7 +14745,7 @@
       </w:rPr>
     </w:lvl>
   </w:abstractNum>
-  <w:abstractNum w:abstractNumId="25" w15:restartNumberingAfterBreak="0">
+  <w:abstractNum w:abstractNumId="26" w15:restartNumberingAfterBreak="0">
     <w:nsid w:val="293D3670"/>
     <w:multiLevelType w:val="multilevel"/>
     <w:tmpl w:val="2BC0AB2A"/>
@@ -13731,7 +14894,7 @@
       </w:rPr>
     </w:lvl>
   </w:abstractNum>
-  <w:abstractNum w:abstractNumId="26" w15:restartNumberingAfterBreak="0">
+  <w:abstractNum w:abstractNumId="27" w15:restartNumberingAfterBreak="0">
     <w:nsid w:val="2A0C3CD5"/>
     <w:multiLevelType w:val="hybridMultilevel"/>
     <w:tmpl w:val="FAFC53F2"/>
@@ -13844,7 +15007,7 @@
       </w:rPr>
     </w:lvl>
   </w:abstractNum>
-  <w:abstractNum w:abstractNumId="27" w15:restartNumberingAfterBreak="0">
+  <w:abstractNum w:abstractNumId="28" w15:restartNumberingAfterBreak="0">
     <w:nsid w:val="2A497A76"/>
     <w:multiLevelType w:val="hybridMultilevel"/>
     <w:tmpl w:val="B5201B6C"/>
@@ -13957,7 +15120,7 @@
       </w:rPr>
     </w:lvl>
   </w:abstractNum>
-  <w:abstractNum w:abstractNumId="28" w15:restartNumberingAfterBreak="0">
+  <w:abstractNum w:abstractNumId="29" w15:restartNumberingAfterBreak="0">
     <w:nsid w:val="2B341803"/>
     <w:multiLevelType w:val="multilevel"/>
     <w:tmpl w:val="BD4A5BBA"/>
@@ -14070,7 +15233,7 @@
       </w:pPr>
     </w:lvl>
   </w:abstractNum>
-  <w:abstractNum w:abstractNumId="29" w15:restartNumberingAfterBreak="0">
+  <w:abstractNum w:abstractNumId="30" w15:restartNumberingAfterBreak="0">
     <w:nsid w:val="2B5934B0"/>
     <w:multiLevelType w:val="multilevel"/>
     <w:tmpl w:val="1A628850"/>
@@ -14219,7 +15382,7 @@
       </w:rPr>
     </w:lvl>
   </w:abstractNum>
-  <w:abstractNum w:abstractNumId="30" w15:restartNumberingAfterBreak="0">
+  <w:abstractNum w:abstractNumId="31" w15:restartNumberingAfterBreak="0">
     <w:nsid w:val="2ECF05DD"/>
     <w:multiLevelType w:val="hybridMultilevel"/>
     <w:tmpl w:val="2AF8C50C"/>
@@ -14332,7 +15495,7 @@
       </w:rPr>
     </w:lvl>
   </w:abstractNum>
-  <w:abstractNum w:abstractNumId="31" w15:restartNumberingAfterBreak="0">
+  <w:abstractNum w:abstractNumId="32" w15:restartNumberingAfterBreak="0">
     <w:nsid w:val="2FCA0CAA"/>
     <w:multiLevelType w:val="hybridMultilevel"/>
     <w:tmpl w:val="0F4AFA06"/>
@@ -14445,7 +15608,7 @@
       </w:rPr>
     </w:lvl>
   </w:abstractNum>
-  <w:abstractNum w:abstractNumId="32" w15:restartNumberingAfterBreak="0">
+  <w:abstractNum w:abstractNumId="33" w15:restartNumberingAfterBreak="0">
     <w:nsid w:val="30556773"/>
     <w:multiLevelType w:val="hybridMultilevel"/>
     <w:tmpl w:val="EC9E2190"/>
@@ -14558,7 +15721,7 @@
       </w:rPr>
     </w:lvl>
   </w:abstractNum>
-  <w:abstractNum w:abstractNumId="33" w15:restartNumberingAfterBreak="0">
+  <w:abstractNum w:abstractNumId="34" w15:restartNumberingAfterBreak="0">
     <w:nsid w:val="31E3170F"/>
     <w:multiLevelType w:val="hybridMultilevel"/>
     <w:tmpl w:val="A2C858C4"/>
@@ -14671,7 +15834,120 @@
       </w:rPr>
     </w:lvl>
   </w:abstractNum>
-  <w:abstractNum w:abstractNumId="34" w15:restartNumberingAfterBreak="0">
+  <w:abstractNum w:abstractNumId="35" w15:restartNumberingAfterBreak="0">
+    <w:nsid w:val="32C55BFB"/>
+    <w:multiLevelType w:val="hybridMultilevel"/>
+    <w:tmpl w:val="0C684CC0"/>
+    <w:lvl w:ilvl="0" w:tplc="04090001">
+      <w:start w:val="1"/>
+      <w:numFmt w:val="bullet"/>
+      <w:lvlText w:val=""/>
+      <w:lvlJc w:val="left"/>
+      <w:pPr>
+        <w:ind w:left="720" w:hanging="360"/>
+      </w:pPr>
+      <w:rPr>
+        <w:rFonts w:ascii="Symbol" w:hAnsi="Symbol" w:hint="default"/>
+      </w:rPr>
+    </w:lvl>
+    <w:lvl w:ilvl="1" w:tplc="04090003" w:tentative="1">
+      <w:start w:val="1"/>
+      <w:numFmt w:val="bullet"/>
+      <w:lvlText w:val="o"/>
+      <w:lvlJc w:val="left"/>
+      <w:pPr>
+        <w:ind w:left="1440" w:hanging="360"/>
+      </w:pPr>
+      <w:rPr>
+        <w:rFonts w:ascii="Courier New" w:hAnsi="Courier New" w:cs="Courier New" w:hint="default"/>
+      </w:rPr>
+    </w:lvl>
+    <w:lvl w:ilvl="2" w:tplc="04090005" w:tentative="1">
+      <w:start w:val="1"/>
+      <w:numFmt w:val="bullet"/>
+      <w:lvlText w:val=""/>
+      <w:lvlJc w:val="left"/>
+      <w:pPr>
+        <w:ind w:left="2160" w:hanging="360"/>
+      </w:pPr>
+      <w:rPr>
+        <w:rFonts w:ascii="Wingdings" w:hAnsi="Wingdings" w:hint="default"/>
+      </w:rPr>
+    </w:lvl>
+    <w:lvl w:ilvl="3" w:tplc="04090001" w:tentative="1">
+      <w:start w:val="1"/>
+      <w:numFmt w:val="bullet"/>
+      <w:lvlText w:val=""/>
+      <w:lvlJc w:val="left"/>
+      <w:pPr>
+        <w:ind w:left="2880" w:hanging="360"/>
+      </w:pPr>
+      <w:rPr>
+        <w:rFonts w:ascii="Symbol" w:hAnsi="Symbol" w:hint="default"/>
+      </w:rPr>
+    </w:lvl>
+    <w:lvl w:ilvl="4" w:tplc="04090003" w:tentative="1">
+      <w:start w:val="1"/>
+      <w:numFmt w:val="bullet"/>
+      <w:lvlText w:val="o"/>
+      <w:lvlJc w:val="left"/>
+      <w:pPr>
+        <w:ind w:left="3600" w:hanging="360"/>
+      </w:pPr>
+      <w:rPr>
+        <w:rFonts w:ascii="Courier New" w:hAnsi="Courier New" w:cs="Courier New" w:hint="default"/>
+      </w:rPr>
+    </w:lvl>
+    <w:lvl w:ilvl="5" w:tplc="04090005" w:tentative="1">
+      <w:start w:val="1"/>
+      <w:numFmt w:val="bullet"/>
+      <w:lvlText w:val=""/>
+      <w:lvlJc w:val="left"/>
+      <w:pPr>
+        <w:ind w:left="4320" w:hanging="360"/>
+      </w:pPr>
+      <w:rPr>
+        <w:rFonts w:ascii="Wingdings" w:hAnsi="Wingdings" w:hint="default"/>
+      </w:rPr>
+    </w:lvl>
+    <w:lvl w:ilvl="6" w:tplc="04090001" w:tentative="1">
+      <w:start w:val="1"/>
+      <w:numFmt w:val="bullet"/>
+      <w:lvlText w:val=""/>
+      <w:lvlJc w:val="left"/>
+      <w:pPr>
+        <w:ind w:left="5040" w:hanging="360"/>
+      </w:pPr>
+      <w:rPr>
+        <w:rFonts w:ascii="Symbol" w:hAnsi="Symbol" w:hint="default"/>
+      </w:rPr>
+    </w:lvl>
+    <w:lvl w:ilvl="7" w:tplc="04090003" w:tentative="1">
+      <w:start w:val="1"/>
+      <w:numFmt w:val="bullet"/>
+      <w:lvlText w:val="o"/>
+      <w:lvlJc w:val="left"/>
+      <w:pPr>
+        <w:ind w:left="5760" w:hanging="360"/>
+      </w:pPr>
+      <w:rPr>
+        <w:rFonts w:ascii="Courier New" w:hAnsi="Courier New" w:cs="Courier New" w:hint="default"/>
+      </w:rPr>
+    </w:lvl>
+    <w:lvl w:ilvl="8" w:tplc="04090005" w:tentative="1">
+      <w:start w:val="1"/>
+      <w:numFmt w:val="bullet"/>
+      <w:lvlText w:val=""/>
+      <w:lvlJc w:val="left"/>
+      <w:pPr>
+        <w:ind w:left="6480" w:hanging="360"/>
+      </w:pPr>
+      <w:rPr>
+        <w:rFonts w:ascii="Wingdings" w:hAnsi="Wingdings" w:hint="default"/>
+      </w:rPr>
+    </w:lvl>
+  </w:abstractNum>
+  <w:abstractNum w:abstractNumId="36" w15:restartNumberingAfterBreak="0">
     <w:nsid w:val="32D71B3B"/>
     <w:multiLevelType w:val="multilevel"/>
     <w:tmpl w:val="D03ABF0C"/>
@@ -14820,7 +16096,7 @@
       </w:rPr>
     </w:lvl>
   </w:abstractNum>
-  <w:abstractNum w:abstractNumId="35" w15:restartNumberingAfterBreak="0">
+  <w:abstractNum w:abstractNumId="37" w15:restartNumberingAfterBreak="0">
     <w:nsid w:val="32E70CDF"/>
     <w:multiLevelType w:val="hybridMultilevel"/>
     <w:tmpl w:val="114250BC"/>
@@ -14933,7 +16209,7 @@
       </w:rPr>
     </w:lvl>
   </w:abstractNum>
-  <w:abstractNum w:abstractNumId="36" w15:restartNumberingAfterBreak="0">
+  <w:abstractNum w:abstractNumId="38" w15:restartNumberingAfterBreak="0">
     <w:nsid w:val="3479491B"/>
     <w:multiLevelType w:val="multilevel"/>
     <w:tmpl w:val="AB58CDA2"/>
@@ -15082,7 +16358,7 @@
       </w:rPr>
     </w:lvl>
   </w:abstractNum>
-  <w:abstractNum w:abstractNumId="37" w15:restartNumberingAfterBreak="0">
+  <w:abstractNum w:abstractNumId="39" w15:restartNumberingAfterBreak="0">
     <w:nsid w:val="365469FC"/>
     <w:multiLevelType w:val="hybridMultilevel"/>
     <w:tmpl w:val="6C02106E"/>
@@ -15195,7 +16471,7 @@
       </w:rPr>
     </w:lvl>
   </w:abstractNum>
-  <w:abstractNum w:abstractNumId="38" w15:restartNumberingAfterBreak="0">
+  <w:abstractNum w:abstractNumId="40" w15:restartNumberingAfterBreak="0">
     <w:nsid w:val="38AF450F"/>
     <w:multiLevelType w:val="hybridMultilevel"/>
     <w:tmpl w:val="066A68C8"/>
@@ -15308,7 +16584,7 @@
       </w:rPr>
     </w:lvl>
   </w:abstractNum>
-  <w:abstractNum w:abstractNumId="39" w15:restartNumberingAfterBreak="0">
+  <w:abstractNum w:abstractNumId="41" w15:restartNumberingAfterBreak="0">
     <w:nsid w:val="3AE6390C"/>
     <w:multiLevelType w:val="multilevel"/>
     <w:tmpl w:val="67246144"/>
@@ -15457,7 +16733,7 @@
       </w:rPr>
     </w:lvl>
   </w:abstractNum>
-  <w:abstractNum w:abstractNumId="40" w15:restartNumberingAfterBreak="0">
+  <w:abstractNum w:abstractNumId="42" w15:restartNumberingAfterBreak="0">
     <w:nsid w:val="3BA56CAE"/>
     <w:multiLevelType w:val="multilevel"/>
     <w:tmpl w:val="308E3698"/>
@@ -15606,7 +16882,7 @@
       </w:rPr>
     </w:lvl>
   </w:abstractNum>
-  <w:abstractNum w:abstractNumId="41" w15:restartNumberingAfterBreak="0">
+  <w:abstractNum w:abstractNumId="43" w15:restartNumberingAfterBreak="0">
     <w:nsid w:val="3BA73D9A"/>
     <w:multiLevelType w:val="multilevel"/>
     <w:tmpl w:val="D9CAB8EA"/>
@@ -15755,7 +17031,7 @@
       </w:rPr>
     </w:lvl>
   </w:abstractNum>
-  <w:abstractNum w:abstractNumId="42" w15:restartNumberingAfterBreak="0">
+  <w:abstractNum w:abstractNumId="44" w15:restartNumberingAfterBreak="0">
     <w:nsid w:val="3BC078E2"/>
     <w:multiLevelType w:val="hybridMultilevel"/>
     <w:tmpl w:val="B09A8FE4"/>
@@ -15868,7 +17144,7 @@
       </w:rPr>
     </w:lvl>
   </w:abstractNum>
-  <w:abstractNum w:abstractNumId="43" w15:restartNumberingAfterBreak="0">
+  <w:abstractNum w:abstractNumId="45" w15:restartNumberingAfterBreak="0">
     <w:nsid w:val="3DEE1A34"/>
     <w:multiLevelType w:val="hybridMultilevel"/>
     <w:tmpl w:val="DF30B0D0"/>
@@ -15981,7 +17257,7 @@
       </w:rPr>
     </w:lvl>
   </w:abstractNum>
-  <w:abstractNum w:abstractNumId="44" w15:restartNumberingAfterBreak="0">
+  <w:abstractNum w:abstractNumId="46" w15:restartNumberingAfterBreak="0">
     <w:nsid w:val="3E160A7B"/>
     <w:multiLevelType w:val="multilevel"/>
     <w:tmpl w:val="A9EEB180"/>
@@ -16130,7 +17406,7 @@
       </w:rPr>
     </w:lvl>
   </w:abstractNum>
-  <w:abstractNum w:abstractNumId="45" w15:restartNumberingAfterBreak="0">
+  <w:abstractNum w:abstractNumId="47" w15:restartNumberingAfterBreak="0">
     <w:nsid w:val="43195DC7"/>
     <w:multiLevelType w:val="hybridMultilevel"/>
     <w:tmpl w:val="CA20DF44"/>
@@ -16243,7 +17519,120 @@
       </w:rPr>
     </w:lvl>
   </w:abstractNum>
-  <w:abstractNum w:abstractNumId="46" w15:restartNumberingAfterBreak="0">
+  <w:abstractNum w:abstractNumId="48" w15:restartNumberingAfterBreak="0">
+    <w:nsid w:val="46237E3B"/>
+    <w:multiLevelType w:val="hybridMultilevel"/>
+    <w:tmpl w:val="DCAAF31C"/>
+    <w:lvl w:ilvl="0" w:tplc="04090001">
+      <w:start w:val="1"/>
+      <w:numFmt w:val="bullet"/>
+      <w:lvlText w:val=""/>
+      <w:lvlJc w:val="left"/>
+      <w:pPr>
+        <w:ind w:left="720" w:hanging="360"/>
+      </w:pPr>
+      <w:rPr>
+        <w:rFonts w:ascii="Symbol" w:hAnsi="Symbol" w:hint="default"/>
+      </w:rPr>
+    </w:lvl>
+    <w:lvl w:ilvl="1" w:tplc="04090003" w:tentative="1">
+      <w:start w:val="1"/>
+      <w:numFmt w:val="bullet"/>
+      <w:lvlText w:val="o"/>
+      <w:lvlJc w:val="left"/>
+      <w:pPr>
+        <w:ind w:left="1440" w:hanging="360"/>
+      </w:pPr>
+      <w:rPr>
+        <w:rFonts w:ascii="Courier New" w:hAnsi="Courier New" w:cs="Courier New" w:hint="default"/>
+      </w:rPr>
+    </w:lvl>
+    <w:lvl w:ilvl="2" w:tplc="04090005" w:tentative="1">
+      <w:start w:val="1"/>
+      <w:numFmt w:val="bullet"/>
+      <w:lvlText w:val=""/>
+      <w:lvlJc w:val="left"/>
+      <w:pPr>
+        <w:ind w:left="2160" w:hanging="360"/>
+      </w:pPr>
+      <w:rPr>
+        <w:rFonts w:ascii="Wingdings" w:hAnsi="Wingdings" w:hint="default"/>
+      </w:rPr>
+    </w:lvl>
+    <w:lvl w:ilvl="3" w:tplc="04090001" w:tentative="1">
+      <w:start w:val="1"/>
+      <w:numFmt w:val="bullet"/>
+      <w:lvlText w:val=""/>
+      <w:lvlJc w:val="left"/>
+      <w:pPr>
+        <w:ind w:left="2880" w:hanging="360"/>
+      </w:pPr>
+      <w:rPr>
+        <w:rFonts w:ascii="Symbol" w:hAnsi="Symbol" w:hint="default"/>
+      </w:rPr>
+    </w:lvl>
+    <w:lvl w:ilvl="4" w:tplc="04090003" w:tentative="1">
+      <w:start w:val="1"/>
+      <w:numFmt w:val="bullet"/>
+      <w:lvlText w:val="o"/>
+      <w:lvlJc w:val="left"/>
+      <w:pPr>
+        <w:ind w:left="3600" w:hanging="360"/>
+      </w:pPr>
+      <w:rPr>
+        <w:rFonts w:ascii="Courier New" w:hAnsi="Courier New" w:cs="Courier New" w:hint="default"/>
+      </w:rPr>
+    </w:lvl>
+    <w:lvl w:ilvl="5" w:tplc="04090005" w:tentative="1">
+      <w:start w:val="1"/>
+      <w:numFmt w:val="bullet"/>
+      <w:lvlText w:val=""/>
+      <w:lvlJc w:val="left"/>
+      <w:pPr>
+        <w:ind w:left="4320" w:hanging="360"/>
+      </w:pPr>
+      <w:rPr>
+        <w:rFonts w:ascii="Wingdings" w:hAnsi="Wingdings" w:hint="default"/>
+      </w:rPr>
+    </w:lvl>
+    <w:lvl w:ilvl="6" w:tplc="04090001" w:tentative="1">
+      <w:start w:val="1"/>
+      <w:numFmt w:val="bullet"/>
+      <w:lvlText w:val=""/>
+      <w:lvlJc w:val="left"/>
+      <w:pPr>
+        <w:ind w:left="5040" w:hanging="360"/>
+      </w:pPr>
+      <w:rPr>
+        <w:rFonts w:ascii="Symbol" w:hAnsi="Symbol" w:hint="default"/>
+      </w:rPr>
+    </w:lvl>
+    <w:lvl w:ilvl="7" w:tplc="04090003" w:tentative="1">
+      <w:start w:val="1"/>
+      <w:numFmt w:val="bullet"/>
+      <w:lvlText w:val="o"/>
+      <w:lvlJc w:val="left"/>
+      <w:pPr>
+        <w:ind w:left="5760" w:hanging="360"/>
+      </w:pPr>
+      <w:rPr>
+        <w:rFonts w:ascii="Courier New" w:hAnsi="Courier New" w:cs="Courier New" w:hint="default"/>
+      </w:rPr>
+    </w:lvl>
+    <w:lvl w:ilvl="8" w:tplc="04090005" w:tentative="1">
+      <w:start w:val="1"/>
+      <w:numFmt w:val="bullet"/>
+      <w:lvlText w:val=""/>
+      <w:lvlJc w:val="left"/>
+      <w:pPr>
+        <w:ind w:left="6480" w:hanging="360"/>
+      </w:pPr>
+      <w:rPr>
+        <w:rFonts w:ascii="Wingdings" w:hAnsi="Wingdings" w:hint="default"/>
+      </w:rPr>
+    </w:lvl>
+  </w:abstractNum>
+  <w:abstractNum w:abstractNumId="49" w15:restartNumberingAfterBreak="0">
     <w:nsid w:val="475660B3"/>
     <w:multiLevelType w:val="hybridMultilevel"/>
     <w:tmpl w:val="EA32FEA0"/>
@@ -16356,7 +17745,7 @@
       </w:rPr>
     </w:lvl>
   </w:abstractNum>
-  <w:abstractNum w:abstractNumId="47" w15:restartNumberingAfterBreak="0">
+  <w:abstractNum w:abstractNumId="50" w15:restartNumberingAfterBreak="0">
     <w:nsid w:val="4A43426C"/>
     <w:multiLevelType w:val="hybridMultilevel"/>
     <w:tmpl w:val="EF6A7650"/>
@@ -16469,7 +17858,7 @@
       </w:rPr>
     </w:lvl>
   </w:abstractNum>
-  <w:abstractNum w:abstractNumId="48" w15:restartNumberingAfterBreak="0">
+  <w:abstractNum w:abstractNumId="51" w15:restartNumberingAfterBreak="0">
     <w:nsid w:val="4D404554"/>
     <w:multiLevelType w:val="hybridMultilevel"/>
     <w:tmpl w:val="8504636A"/>
@@ -16582,7 +17971,7 @@
       </w:rPr>
     </w:lvl>
   </w:abstractNum>
-  <w:abstractNum w:abstractNumId="49" w15:restartNumberingAfterBreak="0">
+  <w:abstractNum w:abstractNumId="52" w15:restartNumberingAfterBreak="0">
     <w:nsid w:val="4D690BDD"/>
     <w:multiLevelType w:val="multilevel"/>
     <w:tmpl w:val="B97A0B62"/>
@@ -16731,7 +18120,7 @@
       </w:rPr>
     </w:lvl>
   </w:abstractNum>
-  <w:abstractNum w:abstractNumId="50" w15:restartNumberingAfterBreak="0">
+  <w:abstractNum w:abstractNumId="53" w15:restartNumberingAfterBreak="0">
     <w:nsid w:val="4E3928D2"/>
     <w:multiLevelType w:val="hybridMultilevel"/>
     <w:tmpl w:val="83AE1D96"/>
@@ -16844,7 +18233,7 @@
       </w:rPr>
     </w:lvl>
   </w:abstractNum>
-  <w:abstractNum w:abstractNumId="51" w15:restartNumberingAfterBreak="0">
+  <w:abstractNum w:abstractNumId="54" w15:restartNumberingAfterBreak="0">
     <w:nsid w:val="4F815841"/>
     <w:multiLevelType w:val="hybridMultilevel"/>
     <w:tmpl w:val="066CCCB0"/>
@@ -16957,7 +18346,7 @@
       </w:rPr>
     </w:lvl>
   </w:abstractNum>
-  <w:abstractNum w:abstractNumId="52" w15:restartNumberingAfterBreak="0">
+  <w:abstractNum w:abstractNumId="55" w15:restartNumberingAfterBreak="0">
     <w:nsid w:val="50482EAE"/>
     <w:multiLevelType w:val="multilevel"/>
     <w:tmpl w:val="12FC8CC0"/>
@@ -17106,7 +18495,156 @@
       </w:rPr>
     </w:lvl>
   </w:abstractNum>
-  <w:abstractNum w:abstractNumId="53" w15:restartNumberingAfterBreak="0">
+  <w:abstractNum w:abstractNumId="56" w15:restartNumberingAfterBreak="0">
+    <w:nsid w:val="50F20D94"/>
+    <w:multiLevelType w:val="multilevel"/>
+    <w:tmpl w:val="0CBE20CE"/>
+    <w:lvl w:ilvl="0">
+      <w:start w:val="1"/>
+      <w:numFmt w:val="bullet"/>
+      <w:lvlText w:val=""/>
+      <w:lvlJc w:val="left"/>
+      <w:pPr>
+        <w:tabs>
+          <w:tab w:val="num" w:pos="720"/>
+        </w:tabs>
+        <w:ind w:left="720" w:hanging="360"/>
+      </w:pPr>
+      <w:rPr>
+        <w:rFonts w:ascii="Symbol" w:hAnsi="Symbol" w:hint="default"/>
+        <w:sz w:val="20"/>
+      </w:rPr>
+    </w:lvl>
+    <w:lvl w:ilvl="1" w:tentative="1">
+      <w:start w:val="1"/>
+      <w:numFmt w:val="bullet"/>
+      <w:lvlText w:val="o"/>
+      <w:lvlJc w:val="left"/>
+      <w:pPr>
+        <w:tabs>
+          <w:tab w:val="num" w:pos="1440"/>
+        </w:tabs>
+        <w:ind w:left="1440" w:hanging="360"/>
+      </w:pPr>
+      <w:rPr>
+        <w:rFonts w:ascii="Courier New" w:hAnsi="Courier New" w:hint="default"/>
+        <w:sz w:val="20"/>
+      </w:rPr>
+    </w:lvl>
+    <w:lvl w:ilvl="2" w:tentative="1">
+      <w:start w:val="1"/>
+      <w:numFmt w:val="bullet"/>
+      <w:lvlText w:val=""/>
+      <w:lvlJc w:val="left"/>
+      <w:pPr>
+        <w:tabs>
+          <w:tab w:val="num" w:pos="2160"/>
+        </w:tabs>
+        <w:ind w:left="2160" w:hanging="360"/>
+      </w:pPr>
+      <w:rPr>
+        <w:rFonts w:ascii="Wingdings" w:hAnsi="Wingdings" w:hint="default"/>
+        <w:sz w:val="20"/>
+      </w:rPr>
+    </w:lvl>
+    <w:lvl w:ilvl="3" w:tentative="1">
+      <w:start w:val="1"/>
+      <w:numFmt w:val="bullet"/>
+      <w:lvlText w:val=""/>
+      <w:lvlJc w:val="left"/>
+      <w:pPr>
+        <w:tabs>
+          <w:tab w:val="num" w:pos="2880"/>
+        </w:tabs>
+        <w:ind w:left="2880" w:hanging="360"/>
+      </w:pPr>
+      <w:rPr>
+        <w:rFonts w:ascii="Wingdings" w:hAnsi="Wingdings" w:hint="default"/>
+        <w:sz w:val="20"/>
+      </w:rPr>
+    </w:lvl>
+    <w:lvl w:ilvl="4" w:tentative="1">
+      <w:start w:val="1"/>
+      <w:numFmt w:val="bullet"/>
+      <w:lvlText w:val=""/>
+      <w:lvlJc w:val="left"/>
+      <w:pPr>
+        <w:tabs>
+          <w:tab w:val="num" w:pos="3600"/>
+        </w:tabs>
+        <w:ind w:left="3600" w:hanging="360"/>
+      </w:pPr>
+      <w:rPr>
+        <w:rFonts w:ascii="Wingdings" w:hAnsi="Wingdings" w:hint="default"/>
+        <w:sz w:val="20"/>
+      </w:rPr>
+    </w:lvl>
+    <w:lvl w:ilvl="5" w:tentative="1">
+      <w:start w:val="1"/>
+      <w:numFmt w:val="bullet"/>
+      <w:lvlText w:val=""/>
+      <w:lvlJc w:val="left"/>
+      <w:pPr>
+        <w:tabs>
+          <w:tab w:val="num" w:pos="4320"/>
+        </w:tabs>
+        <w:ind w:left="4320" w:hanging="360"/>
+      </w:pPr>
+      <w:rPr>
+        <w:rFonts w:ascii="Wingdings" w:hAnsi="Wingdings" w:hint="default"/>
+        <w:sz w:val="20"/>
+      </w:rPr>
+    </w:lvl>
+    <w:lvl w:ilvl="6" w:tentative="1">
+      <w:start w:val="1"/>
+      <w:numFmt w:val="bullet"/>
+      <w:lvlText w:val=""/>
+      <w:lvlJc w:val="left"/>
+      <w:pPr>
+        <w:tabs>
+          <w:tab w:val="num" w:pos="5040"/>
+        </w:tabs>
+        <w:ind w:left="5040" w:hanging="360"/>
+      </w:pPr>
+      <w:rPr>
+        <w:rFonts w:ascii="Wingdings" w:hAnsi="Wingdings" w:hint="default"/>
+        <w:sz w:val="20"/>
+      </w:rPr>
+    </w:lvl>
+    <w:lvl w:ilvl="7" w:tentative="1">
+      <w:start w:val="1"/>
+      <w:numFmt w:val="bullet"/>
+      <w:lvlText w:val=""/>
+      <w:lvlJc w:val="left"/>
+      <w:pPr>
+        <w:tabs>
+          <w:tab w:val="num" w:pos="5760"/>
+        </w:tabs>
+        <w:ind w:left="5760" w:hanging="360"/>
+      </w:pPr>
+      <w:rPr>
+        <w:rFonts w:ascii="Wingdings" w:hAnsi="Wingdings" w:hint="default"/>
+        <w:sz w:val="20"/>
+      </w:rPr>
+    </w:lvl>
+    <w:lvl w:ilvl="8" w:tentative="1">
+      <w:start w:val="1"/>
+      <w:numFmt w:val="bullet"/>
+      <w:lvlText w:val=""/>
+      <w:lvlJc w:val="left"/>
+      <w:pPr>
+        <w:tabs>
+          <w:tab w:val="num" w:pos="6480"/>
+        </w:tabs>
+        <w:ind w:left="6480" w:hanging="360"/>
+      </w:pPr>
+      <w:rPr>
+        <w:rFonts w:ascii="Wingdings" w:hAnsi="Wingdings" w:hint="default"/>
+        <w:sz w:val="20"/>
+      </w:rPr>
+    </w:lvl>
+  </w:abstractNum>
+  <w:abstractNum w:abstractNumId="57" w15:restartNumberingAfterBreak="0">
     <w:nsid w:val="51782E99"/>
     <w:multiLevelType w:val="hybridMultilevel"/>
     <w:tmpl w:val="C9927A40"/>
@@ -17219,7 +18757,7 @@
       </w:rPr>
     </w:lvl>
   </w:abstractNum>
-  <w:abstractNum w:abstractNumId="54" w15:restartNumberingAfterBreak="0">
+  <w:abstractNum w:abstractNumId="58" w15:restartNumberingAfterBreak="0">
     <w:nsid w:val="524B47A4"/>
     <w:multiLevelType w:val="hybridMultilevel"/>
     <w:tmpl w:val="6512DFA0"/>
@@ -17332,7 +18870,7 @@
       </w:rPr>
     </w:lvl>
   </w:abstractNum>
-  <w:abstractNum w:abstractNumId="55" w15:restartNumberingAfterBreak="0">
+  <w:abstractNum w:abstractNumId="59" w15:restartNumberingAfterBreak="0">
     <w:nsid w:val="5796690C"/>
     <w:multiLevelType w:val="multilevel"/>
     <w:tmpl w:val="5F12CC50"/>
@@ -17445,7 +18983,7 @@
       </w:pPr>
     </w:lvl>
   </w:abstractNum>
-  <w:abstractNum w:abstractNumId="56" w15:restartNumberingAfterBreak="0">
+  <w:abstractNum w:abstractNumId="60" w15:restartNumberingAfterBreak="0">
     <w:nsid w:val="57B46E70"/>
     <w:multiLevelType w:val="hybridMultilevel"/>
     <w:tmpl w:val="FC0AD98C"/>
@@ -17558,7 +19096,7 @@
       </w:rPr>
     </w:lvl>
   </w:abstractNum>
-  <w:abstractNum w:abstractNumId="57" w15:restartNumberingAfterBreak="0">
+  <w:abstractNum w:abstractNumId="61" w15:restartNumberingAfterBreak="0">
     <w:nsid w:val="5A9B29C9"/>
     <w:multiLevelType w:val="hybridMultilevel"/>
     <w:tmpl w:val="CA4A075E"/>
@@ -17647,7 +19185,7 @@
       </w:pPr>
     </w:lvl>
   </w:abstractNum>
-  <w:abstractNum w:abstractNumId="58" w15:restartNumberingAfterBreak="0">
+  <w:abstractNum w:abstractNumId="62" w15:restartNumberingAfterBreak="0">
     <w:nsid w:val="5D35002B"/>
     <w:multiLevelType w:val="hybridMultilevel"/>
     <w:tmpl w:val="41723464"/>
@@ -17760,7 +19298,7 @@
       </w:rPr>
     </w:lvl>
   </w:abstractNum>
-  <w:abstractNum w:abstractNumId="59" w15:restartNumberingAfterBreak="0">
+  <w:abstractNum w:abstractNumId="63" w15:restartNumberingAfterBreak="0">
     <w:nsid w:val="5D9320D4"/>
     <w:multiLevelType w:val="multilevel"/>
     <w:tmpl w:val="56E4D1A6"/>
@@ -17909,7 +19447,7 @@
       </w:rPr>
     </w:lvl>
   </w:abstractNum>
-  <w:abstractNum w:abstractNumId="60" w15:restartNumberingAfterBreak="0">
+  <w:abstractNum w:abstractNumId="64" w15:restartNumberingAfterBreak="0">
     <w:nsid w:val="5DDC0BC9"/>
     <w:multiLevelType w:val="hybridMultilevel"/>
     <w:tmpl w:val="A7D64704"/>
@@ -18022,7 +19560,7 @@
       </w:rPr>
     </w:lvl>
   </w:abstractNum>
-  <w:abstractNum w:abstractNumId="61" w15:restartNumberingAfterBreak="0">
+  <w:abstractNum w:abstractNumId="65" w15:restartNumberingAfterBreak="0">
     <w:nsid w:val="61E425DE"/>
     <w:multiLevelType w:val="multilevel"/>
     <w:tmpl w:val="EE94576A"/>
@@ -18135,7 +19673,7 @@
       </w:pPr>
     </w:lvl>
   </w:abstractNum>
-  <w:abstractNum w:abstractNumId="62" w15:restartNumberingAfterBreak="0">
+  <w:abstractNum w:abstractNumId="66" w15:restartNumberingAfterBreak="0">
     <w:nsid w:val="663415DD"/>
     <w:multiLevelType w:val="multilevel"/>
     <w:tmpl w:val="D5581A44"/>
@@ -18284,7 +19822,7 @@
       </w:rPr>
     </w:lvl>
   </w:abstractNum>
-  <w:abstractNum w:abstractNumId="63" w15:restartNumberingAfterBreak="0">
+  <w:abstractNum w:abstractNumId="67" w15:restartNumberingAfterBreak="0">
     <w:nsid w:val="66B91DD5"/>
     <w:multiLevelType w:val="hybridMultilevel"/>
     <w:tmpl w:val="5C62742A"/>
@@ -18370,7 +19908,7 @@
       </w:pPr>
     </w:lvl>
   </w:abstractNum>
-  <w:abstractNum w:abstractNumId="64" w15:restartNumberingAfterBreak="0">
+  <w:abstractNum w:abstractNumId="68" w15:restartNumberingAfterBreak="0">
     <w:nsid w:val="67E4743C"/>
     <w:multiLevelType w:val="multilevel"/>
     <w:tmpl w:val="0A0A9D0A"/>
@@ -18483,7 +20021,7 @@
       </w:pPr>
     </w:lvl>
   </w:abstractNum>
-  <w:abstractNum w:abstractNumId="65" w15:restartNumberingAfterBreak="0">
+  <w:abstractNum w:abstractNumId="69" w15:restartNumberingAfterBreak="0">
     <w:nsid w:val="6BD34B80"/>
     <w:multiLevelType w:val="hybridMultilevel"/>
     <w:tmpl w:val="634E1A78"/>
@@ -18596,7 +20134,7 @@
       </w:rPr>
     </w:lvl>
   </w:abstractNum>
-  <w:abstractNum w:abstractNumId="66" w15:restartNumberingAfterBreak="0">
+  <w:abstractNum w:abstractNumId="70" w15:restartNumberingAfterBreak="0">
     <w:nsid w:val="6CFC46F3"/>
     <w:multiLevelType w:val="hybridMultilevel"/>
     <w:tmpl w:val="4F665CD0"/>
@@ -18709,7 +20247,7 @@
       </w:rPr>
     </w:lvl>
   </w:abstractNum>
-  <w:abstractNum w:abstractNumId="67" w15:restartNumberingAfterBreak="0">
+  <w:abstractNum w:abstractNumId="71" w15:restartNumberingAfterBreak="0">
     <w:nsid w:val="6DC84F33"/>
     <w:multiLevelType w:val="hybridMultilevel"/>
     <w:tmpl w:val="C780364E"/>
@@ -18798,7 +20336,7 @@
       </w:pPr>
     </w:lvl>
   </w:abstractNum>
-  <w:abstractNum w:abstractNumId="68" w15:restartNumberingAfterBreak="0">
+  <w:abstractNum w:abstractNumId="72" w15:restartNumberingAfterBreak="0">
     <w:nsid w:val="7326419F"/>
     <w:multiLevelType w:val="multilevel"/>
     <w:tmpl w:val="3FD686B4"/>
@@ -18947,7 +20485,7 @@
       </w:rPr>
     </w:lvl>
   </w:abstractNum>
-  <w:abstractNum w:abstractNumId="69" w15:restartNumberingAfterBreak="0">
+  <w:abstractNum w:abstractNumId="73" w15:restartNumberingAfterBreak="0">
     <w:nsid w:val="732E7426"/>
     <w:multiLevelType w:val="hybridMultilevel"/>
     <w:tmpl w:val="299E0470"/>
@@ -19060,7 +20598,7 @@
       </w:rPr>
     </w:lvl>
   </w:abstractNum>
-  <w:abstractNum w:abstractNumId="70" w15:restartNumberingAfterBreak="0">
+  <w:abstractNum w:abstractNumId="74" w15:restartNumberingAfterBreak="0">
     <w:nsid w:val="75453A54"/>
     <w:multiLevelType w:val="multilevel"/>
     <w:tmpl w:val="ED44D9A2"/>
@@ -19209,7 +20747,7 @@
       </w:rPr>
     </w:lvl>
   </w:abstractNum>
-  <w:abstractNum w:abstractNumId="71" w15:restartNumberingAfterBreak="0">
+  <w:abstractNum w:abstractNumId="75" w15:restartNumberingAfterBreak="0">
     <w:nsid w:val="76BC620C"/>
     <w:multiLevelType w:val="hybridMultilevel"/>
     <w:tmpl w:val="A1E2D9F4"/>
@@ -19298,7 +20836,7 @@
       </w:pPr>
     </w:lvl>
   </w:abstractNum>
-  <w:abstractNum w:abstractNumId="72" w15:restartNumberingAfterBreak="0">
+  <w:abstractNum w:abstractNumId="76" w15:restartNumberingAfterBreak="0">
     <w:nsid w:val="76EB6061"/>
     <w:multiLevelType w:val="hybridMultilevel"/>
     <w:tmpl w:val="752212B4"/>
@@ -19411,7 +20949,7 @@
       </w:rPr>
     </w:lvl>
   </w:abstractNum>
-  <w:abstractNum w:abstractNumId="73" w15:restartNumberingAfterBreak="0">
+  <w:abstractNum w:abstractNumId="77" w15:restartNumberingAfterBreak="0">
     <w:nsid w:val="77AE2F9C"/>
     <w:multiLevelType w:val="multilevel"/>
     <w:tmpl w:val="6B680D6A"/>
@@ -19560,7 +21098,7 @@
       </w:rPr>
     </w:lvl>
   </w:abstractNum>
-  <w:abstractNum w:abstractNumId="74" w15:restartNumberingAfterBreak="0">
+  <w:abstractNum w:abstractNumId="78" w15:restartNumberingAfterBreak="0">
     <w:nsid w:val="784E0D85"/>
     <w:multiLevelType w:val="multilevel"/>
     <w:tmpl w:val="9EC21D38"/>
@@ -19709,7 +21247,7 @@
       </w:rPr>
     </w:lvl>
   </w:abstractNum>
-  <w:abstractNum w:abstractNumId="75" w15:restartNumberingAfterBreak="0">
+  <w:abstractNum w:abstractNumId="79" w15:restartNumberingAfterBreak="0">
     <w:nsid w:val="7C220395"/>
     <w:multiLevelType w:val="multilevel"/>
     <w:tmpl w:val="F3742DF2"/>
@@ -19827,232 +21365,244 @@
     </w:lvl>
   </w:abstractNum>
   <w:num w:numId="1" w16cid:durableId="695153979">
-    <w:abstractNumId w:val="63"/>
+    <w:abstractNumId w:val="67"/>
   </w:num>
   <w:num w:numId="2" w16cid:durableId="219099281">
-    <w:abstractNumId w:val="67"/>
+    <w:abstractNumId w:val="71"/>
   </w:num>
   <w:num w:numId="3" w16cid:durableId="1174959702">
     <w:abstractNumId w:val="1"/>
   </w:num>
   <w:num w:numId="4" w16cid:durableId="76169761">
+    <w:abstractNumId w:val="26"/>
+  </w:num>
+  <w:num w:numId="5" w16cid:durableId="1703936237">
+    <w:abstractNumId w:val="41"/>
+  </w:num>
+  <w:num w:numId="6" w16cid:durableId="589047667">
+    <w:abstractNumId w:val="7"/>
+  </w:num>
+  <w:num w:numId="7" w16cid:durableId="1785270853">
+    <w:abstractNumId w:val="16"/>
+  </w:num>
+  <w:num w:numId="8" w16cid:durableId="511991975">
+    <w:abstractNumId w:val="78"/>
+  </w:num>
+  <w:num w:numId="9" w16cid:durableId="2119832827">
+    <w:abstractNumId w:val="17"/>
+  </w:num>
+  <w:num w:numId="10" w16cid:durableId="1850899626">
+    <w:abstractNumId w:val="18"/>
+  </w:num>
+  <w:num w:numId="11" w16cid:durableId="2093773178">
+    <w:abstractNumId w:val="24"/>
+  </w:num>
+  <w:num w:numId="12" w16cid:durableId="443548508">
+    <w:abstractNumId w:val="8"/>
+  </w:num>
+  <w:num w:numId="13" w16cid:durableId="247471400">
+    <w:abstractNumId w:val="75"/>
+  </w:num>
+  <w:num w:numId="14" w16cid:durableId="1669484484">
+    <w:abstractNumId w:val="30"/>
+  </w:num>
+  <w:num w:numId="15" w16cid:durableId="317266310">
+    <w:abstractNumId w:val="66"/>
+  </w:num>
+  <w:num w:numId="16" w16cid:durableId="10305671">
+    <w:abstractNumId w:val="45"/>
+  </w:num>
+  <w:num w:numId="17" w16cid:durableId="535848407">
+    <w:abstractNumId w:val="49"/>
+  </w:num>
+  <w:num w:numId="18" w16cid:durableId="803813313">
+    <w:abstractNumId w:val="21"/>
+  </w:num>
+  <w:num w:numId="19" w16cid:durableId="1335842750">
+    <w:abstractNumId w:val="36"/>
+  </w:num>
+  <w:num w:numId="20" w16cid:durableId="1418792183">
+    <w:abstractNumId w:val="6"/>
+  </w:num>
+  <w:num w:numId="21" w16cid:durableId="1076518103">
+    <w:abstractNumId w:val="70"/>
+  </w:num>
+  <w:num w:numId="22" w16cid:durableId="1911309455">
+    <w:abstractNumId w:val="69"/>
+  </w:num>
+  <w:num w:numId="23" w16cid:durableId="579801904">
+    <w:abstractNumId w:val="58"/>
+  </w:num>
+  <w:num w:numId="24" w16cid:durableId="1571499244">
+    <w:abstractNumId w:val="3"/>
+  </w:num>
+  <w:num w:numId="25" w16cid:durableId="1462651045">
+    <w:abstractNumId w:val="42"/>
+  </w:num>
+  <w:num w:numId="26" w16cid:durableId="1311397138">
+    <w:abstractNumId w:val="19"/>
+  </w:num>
+  <w:num w:numId="27" w16cid:durableId="1891766283">
+    <w:abstractNumId w:val="22"/>
+  </w:num>
+  <w:num w:numId="28" w16cid:durableId="54283871">
+    <w:abstractNumId w:val="77"/>
+  </w:num>
+  <w:num w:numId="29" w16cid:durableId="513768700">
+    <w:abstractNumId w:val="55"/>
+  </w:num>
+  <w:num w:numId="30" w16cid:durableId="1104958054">
+    <w:abstractNumId w:val="57"/>
+  </w:num>
+  <w:num w:numId="31" w16cid:durableId="93668832">
+    <w:abstractNumId w:val="11"/>
+  </w:num>
+  <w:num w:numId="32" w16cid:durableId="1653219198">
+    <w:abstractNumId w:val="54"/>
+  </w:num>
+  <w:num w:numId="33" w16cid:durableId="1616055607">
+    <w:abstractNumId w:val="32"/>
+  </w:num>
+  <w:num w:numId="34" w16cid:durableId="1903632316">
+    <w:abstractNumId w:val="23"/>
+  </w:num>
+  <w:num w:numId="35" w16cid:durableId="24719186">
+    <w:abstractNumId w:val="20"/>
+  </w:num>
+  <w:num w:numId="36" w16cid:durableId="619917551">
+    <w:abstractNumId w:val="63"/>
+  </w:num>
+  <w:num w:numId="37" w16cid:durableId="311445640">
+    <w:abstractNumId w:val="60"/>
+  </w:num>
+  <w:num w:numId="38" w16cid:durableId="66267485">
+    <w:abstractNumId w:val="52"/>
+  </w:num>
+  <w:num w:numId="39" w16cid:durableId="1793286588">
+    <w:abstractNumId w:val="39"/>
+  </w:num>
+  <w:num w:numId="40" w16cid:durableId="592475547">
+    <w:abstractNumId w:val="38"/>
+  </w:num>
+  <w:num w:numId="41" w16cid:durableId="823009669">
+    <w:abstractNumId w:val="27"/>
+  </w:num>
+  <w:num w:numId="42" w16cid:durableId="211967714">
+    <w:abstractNumId w:val="62"/>
+  </w:num>
+  <w:num w:numId="43" w16cid:durableId="365788016">
+    <w:abstractNumId w:val="53"/>
+  </w:num>
+  <w:num w:numId="44" w16cid:durableId="1919093890">
+    <w:abstractNumId w:val="14"/>
+  </w:num>
+  <w:num w:numId="45" w16cid:durableId="1192500105">
+    <w:abstractNumId w:val="4"/>
+  </w:num>
+  <w:num w:numId="46" w16cid:durableId="1264217637">
+    <w:abstractNumId w:val="47"/>
+  </w:num>
+  <w:num w:numId="47" w16cid:durableId="1226994399">
+    <w:abstractNumId w:val="28"/>
+  </w:num>
+  <w:num w:numId="48" w16cid:durableId="1347637920">
+    <w:abstractNumId w:val="43"/>
+  </w:num>
+  <w:num w:numId="49" w16cid:durableId="519516988">
+    <w:abstractNumId w:val="44"/>
+  </w:num>
+  <w:num w:numId="50" w16cid:durableId="422920816">
+    <w:abstractNumId w:val="46"/>
+  </w:num>
+  <w:num w:numId="51" w16cid:durableId="1309700418">
+    <w:abstractNumId w:val="34"/>
+  </w:num>
+  <w:num w:numId="52" w16cid:durableId="1394349042">
+    <w:abstractNumId w:val="61"/>
+  </w:num>
+  <w:num w:numId="53" w16cid:durableId="952322450">
+    <w:abstractNumId w:val="15"/>
+  </w:num>
+  <w:num w:numId="54" w16cid:durableId="568540855">
+    <w:abstractNumId w:val="37"/>
+  </w:num>
+  <w:num w:numId="55" w16cid:durableId="459349454">
+    <w:abstractNumId w:val="68"/>
+  </w:num>
+  <w:num w:numId="56" w16cid:durableId="1270047739">
+    <w:abstractNumId w:val="74"/>
+  </w:num>
+  <w:num w:numId="57" w16cid:durableId="95682655">
+    <w:abstractNumId w:val="72"/>
+  </w:num>
+  <w:num w:numId="58" w16cid:durableId="1135295183">
+    <w:abstractNumId w:val="64"/>
+  </w:num>
+  <w:num w:numId="59" w16cid:durableId="1469856278">
+    <w:abstractNumId w:val="10"/>
+  </w:num>
+  <w:num w:numId="60" w16cid:durableId="1631590628">
+    <w:abstractNumId w:val="12"/>
+  </w:num>
+  <w:num w:numId="61" w16cid:durableId="1416824112">
+    <w:abstractNumId w:val="33"/>
+  </w:num>
+  <w:num w:numId="62" w16cid:durableId="352654393">
+    <w:abstractNumId w:val="9"/>
+  </w:num>
+  <w:num w:numId="63" w16cid:durableId="1218853249">
+    <w:abstractNumId w:val="50"/>
+  </w:num>
+  <w:num w:numId="64" w16cid:durableId="1536770162">
     <w:abstractNumId w:val="25"/>
   </w:num>
-  <w:num w:numId="5" w16cid:durableId="1703936237">
-    <w:abstractNumId w:val="39"/>
-  </w:num>
-  <w:num w:numId="6" w16cid:durableId="589047667">
-    <w:abstractNumId w:val="6"/>
-  </w:num>
-  <w:num w:numId="7" w16cid:durableId="1785270853">
-    <w:abstractNumId w:val="15"/>
-  </w:num>
-  <w:num w:numId="8" w16cid:durableId="511991975">
-    <w:abstractNumId w:val="74"/>
-  </w:num>
-  <w:num w:numId="9" w16cid:durableId="2119832827">
-    <w:abstractNumId w:val="16"/>
-  </w:num>
-  <w:num w:numId="10" w16cid:durableId="1850899626">
-    <w:abstractNumId w:val="17"/>
-  </w:num>
-  <w:num w:numId="11" w16cid:durableId="2093773178">
-    <w:abstractNumId w:val="23"/>
-  </w:num>
-  <w:num w:numId="12" w16cid:durableId="443548508">
-    <w:abstractNumId w:val="7"/>
-  </w:num>
-  <w:num w:numId="13" w16cid:durableId="247471400">
-    <w:abstractNumId w:val="71"/>
-  </w:num>
-  <w:num w:numId="14" w16cid:durableId="1669484484">
-    <w:abstractNumId w:val="29"/>
-  </w:num>
-  <w:num w:numId="15" w16cid:durableId="317266310">
-    <w:abstractNumId w:val="62"/>
-  </w:num>
-  <w:num w:numId="16" w16cid:durableId="10305671">
-    <w:abstractNumId w:val="43"/>
-  </w:num>
-  <w:num w:numId="17" w16cid:durableId="535848407">
-    <w:abstractNumId w:val="46"/>
-  </w:num>
-  <w:num w:numId="18" w16cid:durableId="803813313">
-    <w:abstractNumId w:val="20"/>
-  </w:num>
-  <w:num w:numId="19" w16cid:durableId="1335842750">
-    <w:abstractNumId w:val="34"/>
-  </w:num>
-  <w:num w:numId="20" w16cid:durableId="1418792183">
-    <w:abstractNumId w:val="5"/>
-  </w:num>
-  <w:num w:numId="21" w16cid:durableId="1076518103">
-    <w:abstractNumId w:val="66"/>
-  </w:num>
-  <w:num w:numId="22" w16cid:durableId="1911309455">
-    <w:abstractNumId w:val="65"/>
-  </w:num>
-  <w:num w:numId="23" w16cid:durableId="579801904">
-    <w:abstractNumId w:val="54"/>
-  </w:num>
-  <w:num w:numId="24" w16cid:durableId="1571499244">
-    <w:abstractNumId w:val="2"/>
-  </w:num>
-  <w:num w:numId="25" w16cid:durableId="1462651045">
-    <w:abstractNumId w:val="40"/>
-  </w:num>
-  <w:num w:numId="26" w16cid:durableId="1311397138">
-    <w:abstractNumId w:val="18"/>
-  </w:num>
-  <w:num w:numId="27" w16cid:durableId="1891766283">
-    <w:abstractNumId w:val="21"/>
-  </w:num>
-  <w:num w:numId="28" w16cid:durableId="54283871">
-    <w:abstractNumId w:val="73"/>
-  </w:num>
-  <w:num w:numId="29" w16cid:durableId="513768700">
-    <w:abstractNumId w:val="52"/>
-  </w:num>
-  <w:num w:numId="30" w16cid:durableId="1104958054">
-    <w:abstractNumId w:val="53"/>
-  </w:num>
-  <w:num w:numId="31" w16cid:durableId="93668832">
-    <w:abstractNumId w:val="10"/>
-  </w:num>
-  <w:num w:numId="32" w16cid:durableId="1653219198">
-    <w:abstractNumId w:val="51"/>
-  </w:num>
-  <w:num w:numId="33" w16cid:durableId="1616055607">
+  <w:num w:numId="65" w16cid:durableId="1774745555">
     <w:abstractNumId w:val="31"/>
   </w:num>
-  <w:num w:numId="34" w16cid:durableId="1903632316">
-    <w:abstractNumId w:val="22"/>
-  </w:num>
-  <w:num w:numId="35" w16cid:durableId="24719186">
-    <w:abstractNumId w:val="19"/>
-  </w:num>
-  <w:num w:numId="36" w16cid:durableId="619917551">
-    <w:abstractNumId w:val="59"/>
-  </w:num>
-  <w:num w:numId="37" w16cid:durableId="311445640">
-    <w:abstractNumId w:val="56"/>
-  </w:num>
-  <w:num w:numId="38" w16cid:durableId="66267485">
-    <w:abstractNumId w:val="49"/>
-  </w:num>
-  <w:num w:numId="39" w16cid:durableId="1793286588">
-    <w:abstractNumId w:val="37"/>
-  </w:num>
-  <w:num w:numId="40" w16cid:durableId="592475547">
-    <w:abstractNumId w:val="36"/>
-  </w:num>
-  <w:num w:numId="41" w16cid:durableId="823009669">
-    <w:abstractNumId w:val="26"/>
-  </w:num>
-  <w:num w:numId="42" w16cid:durableId="211967714">
-    <w:abstractNumId w:val="58"/>
-  </w:num>
-  <w:num w:numId="43" w16cid:durableId="365788016">
-    <w:abstractNumId w:val="50"/>
-  </w:num>
-  <w:num w:numId="44" w16cid:durableId="1919093890">
-    <w:abstractNumId w:val="13"/>
-  </w:num>
-  <w:num w:numId="45" w16cid:durableId="1192500105">
-    <w:abstractNumId w:val="3"/>
-  </w:num>
-  <w:num w:numId="46" w16cid:durableId="1264217637">
-    <w:abstractNumId w:val="45"/>
-  </w:num>
-  <w:num w:numId="47" w16cid:durableId="1226994399">
-    <w:abstractNumId w:val="27"/>
-  </w:num>
-  <w:num w:numId="48" w16cid:durableId="1347637920">
-    <w:abstractNumId w:val="41"/>
-  </w:num>
-  <w:num w:numId="49" w16cid:durableId="519516988">
-    <w:abstractNumId w:val="42"/>
-  </w:num>
-  <w:num w:numId="50" w16cid:durableId="422920816">
-    <w:abstractNumId w:val="44"/>
-  </w:num>
-  <w:num w:numId="51" w16cid:durableId="1309700418">
-    <w:abstractNumId w:val="33"/>
-  </w:num>
-  <w:num w:numId="52" w16cid:durableId="1394349042">
-    <w:abstractNumId w:val="57"/>
-  </w:num>
-  <w:num w:numId="53" w16cid:durableId="952322450">
-    <w:abstractNumId w:val="14"/>
-  </w:num>
-  <w:num w:numId="54" w16cid:durableId="568540855">
-    <w:abstractNumId w:val="35"/>
-  </w:num>
-  <w:num w:numId="55" w16cid:durableId="459349454">
-    <w:abstractNumId w:val="64"/>
-  </w:num>
-  <w:num w:numId="56" w16cid:durableId="1270047739">
-    <w:abstractNumId w:val="70"/>
-  </w:num>
-  <w:num w:numId="57" w16cid:durableId="95682655">
-    <w:abstractNumId w:val="68"/>
-  </w:num>
-  <w:num w:numId="58" w16cid:durableId="1135295183">
-    <w:abstractNumId w:val="60"/>
-  </w:num>
-  <w:num w:numId="59" w16cid:durableId="1469856278">
-    <w:abstractNumId w:val="9"/>
-  </w:num>
-  <w:num w:numId="60" w16cid:durableId="1631590628">
-    <w:abstractNumId w:val="11"/>
-  </w:num>
-  <w:num w:numId="61" w16cid:durableId="1416824112">
-    <w:abstractNumId w:val="32"/>
-  </w:num>
-  <w:num w:numId="62" w16cid:durableId="352654393">
-    <w:abstractNumId w:val="8"/>
-  </w:num>
-  <w:num w:numId="63" w16cid:durableId="1218853249">
-    <w:abstractNumId w:val="47"/>
-  </w:num>
-  <w:num w:numId="64" w16cid:durableId="1536770162">
-    <w:abstractNumId w:val="24"/>
-  </w:num>
-  <w:num w:numId="65" w16cid:durableId="1774745555">
-    <w:abstractNumId w:val="30"/>
-  </w:num>
   <w:num w:numId="66" w16cid:durableId="638455700">
-    <w:abstractNumId w:val="48"/>
+    <w:abstractNumId w:val="51"/>
   </w:num>
   <w:num w:numId="67" w16cid:durableId="929971335">
     <w:abstractNumId w:val="0"/>
   </w:num>
   <w:num w:numId="68" w16cid:durableId="1734356243">
-    <w:abstractNumId w:val="55"/>
+    <w:abstractNumId w:val="59"/>
   </w:num>
   <w:num w:numId="69" w16cid:durableId="2025208689">
-    <w:abstractNumId w:val="61"/>
+    <w:abstractNumId w:val="65"/>
   </w:num>
   <w:num w:numId="70" w16cid:durableId="568543403">
-    <w:abstractNumId w:val="28"/>
+    <w:abstractNumId w:val="29"/>
   </w:num>
   <w:num w:numId="71" w16cid:durableId="24186020">
-    <w:abstractNumId w:val="75"/>
+    <w:abstractNumId w:val="79"/>
   </w:num>
   <w:num w:numId="72" w16cid:durableId="2131586532">
-    <w:abstractNumId w:val="12"/>
+    <w:abstractNumId w:val="13"/>
   </w:num>
   <w:num w:numId="73" w16cid:durableId="1903565639">
-    <w:abstractNumId w:val="4"/>
+    <w:abstractNumId w:val="5"/>
   </w:num>
   <w:num w:numId="74" w16cid:durableId="89279268">
-    <w:abstractNumId w:val="72"/>
+    <w:abstractNumId w:val="76"/>
   </w:num>
   <w:num w:numId="75" w16cid:durableId="1417361909">
-    <w:abstractNumId w:val="38"/>
+    <w:abstractNumId w:val="40"/>
   </w:num>
   <w:num w:numId="76" w16cid:durableId="2120029708">
-    <w:abstractNumId w:val="69"/>
+    <w:abstractNumId w:val="73"/>
+  </w:num>
+  <w:num w:numId="77" w16cid:durableId="1993748279">
+    <w:abstractNumId w:val="56"/>
+  </w:num>
+  <w:num w:numId="78" w16cid:durableId="334114564">
+    <w:abstractNumId w:val="2"/>
+  </w:num>
+  <w:num w:numId="79" w16cid:durableId="1909488192">
+    <w:abstractNumId w:val="35"/>
+  </w:num>
+  <w:num w:numId="80" w16cid:durableId="243760521">
+    <w:abstractNumId w:val="48"/>
   </w:num>
 </w:numbering>
 </file>
@@ -20659,7 +22209,6 @@
   <w:style w:type="character" w:default="1" w:styleId="DefaultParagraphFont">
     <w:name w:val="Default Paragraph Font"/>
     <w:uiPriority w:val="1"/>
-    <w:semiHidden/>
     <w:unhideWhenUsed/>
   </w:style>
   <w:style w:type="table" w:default="1" w:styleId="TableNormal">
